--- a/klagomål/A 10792-2026 FSC-klagomål.docx
+++ b/klagomål/A 10792-2026 FSC-klagomål.docx
@@ -691,7 +691,7 @@
     <w:r>
       <w:tab/>
       <w:tab/>
-      <w:t>2026-03-01</w:t>
+      <w:t>2026-03-02</w:t>
       <w:br/>
       <w:br/>
     </w:r>

--- a/klagomål/A 10792-2026 FSC-klagomål.docx
+++ b/klagomål/A 10792-2026 FSC-klagomål.docx
@@ -269,7 +269,7 @@
         <w:rPr>
           <w:i/>
         </w:rPr>
-        <w:t xml:space="preserve"> 9070 Trädklädd betesmark </w:t>
+        <w:t xml:space="preserve"> 9070 Trädklädd betesmark</w:t>
       </w:r>
       <w:r>
         <w:t xml:space="preserve"> (SLU Artdatabanken, 2024).</w:t>
@@ -691,7 +691,7 @@
     <w:r>
       <w:tab/>
       <w:tab/>
-      <w:t>2026-03-02</w:t>
+      <w:t>2026-03-03</w:t>
       <w:br/>
       <w:br/>
     </w:r>

--- a/klagomål/A 10792-2026 FSC-klagomål.docx
+++ b/klagomål/A 10792-2026 FSC-klagomål.docx
@@ -691,7 +691,7 @@
     <w:r>
       <w:tab/>
       <w:tab/>
-      <w:t>2026-03-03</w:t>
+      <w:t>2026-03-04</w:t>
       <w:br/>
       <w:br/>
     </w:r>

--- a/klagomål/A 10792-2026 FSC-klagomål.docx
+++ b/klagomål/A 10792-2026 FSC-klagomål.docx
@@ -691,7 +691,7 @@
     <w:r>
       <w:tab/>
       <w:tab/>
-      <w:t>2026-03-04</w:t>
+      <w:t>2026-03-05</w:t>
       <w:br/>
       <w:br/>
     </w:r>

--- a/klagomål/A 10792-2026 FSC-klagomål.docx
+++ b/klagomål/A 10792-2026 FSC-klagomål.docx
@@ -691,7 +691,7 @@
     <w:r>
       <w:tab/>
       <w:tab/>
-      <w:t>2026-03-05</w:t>
+      <w:t>2026-03-06</w:t>
       <w:br/>
       <w:br/>
     </w:r>

--- a/klagomål/A 10792-2026 FSC-klagomål.docx
+++ b/klagomål/A 10792-2026 FSC-klagomål.docx
@@ -691,7 +691,7 @@
     <w:r>
       <w:tab/>
       <w:tab/>
-      <w:t>2026-03-06</w:t>
+      <w:t>2026-03-07</w:t>
       <w:br/>
       <w:br/>
     </w:r>

--- a/klagomål/A 10792-2026 FSC-klagomål.docx
+++ b/klagomål/A 10792-2026 FSC-klagomål.docx
@@ -691,7 +691,7 @@
     <w:r>
       <w:tab/>
       <w:tab/>
-      <w:t>2026-03-07</w:t>
+      <w:t>2026-03-08</w:t>
       <w:br/>
       <w:br/>
     </w:r>

--- a/klagomål/A 10792-2026 FSC-klagomål.docx
+++ b/klagomål/A 10792-2026 FSC-klagomål.docx
@@ -691,7 +691,7 @@
     <w:r>
       <w:tab/>
       <w:tab/>
-      <w:t>2026-03-08</w:t>
+      <w:t>2026-03-09</w:t>
       <w:br/>
       <w:br/>
     </w:r>

--- a/klagomål/A 10792-2026 FSC-klagomål.docx
+++ b/klagomål/A 10792-2026 FSC-klagomål.docx
@@ -691,7 +691,7 @@
     <w:r>
       <w:tab/>
       <w:tab/>
-      <w:t>2026-03-09</w:t>
+      <w:t>2026-03-10</w:t>
       <w:br/>
       <w:br/>
     </w:r>

--- a/klagomål/A 10792-2026 FSC-klagomål.docx
+++ b/klagomål/A 10792-2026 FSC-klagomål.docx
@@ -691,7 +691,7 @@
     <w:r>
       <w:tab/>
       <w:tab/>
-      <w:t>2026-03-10</w:t>
+      <w:t>2026-03-11</w:t>
       <w:br/>
       <w:br/>
     </w:r>

--- a/klagomål/A 10792-2026 FSC-klagomål.docx
+++ b/klagomål/A 10792-2026 FSC-klagomål.docx
@@ -691,7 +691,7 @@
     <w:r>
       <w:tab/>
       <w:tab/>
-      <w:t>2026-03-11</w:t>
+      <w:t>2026-03-12</w:t>
       <w:br/>
       <w:br/>
     </w:r>

--- a/klagomål/A 10792-2026 FSC-klagomål.docx
+++ b/klagomål/A 10792-2026 FSC-klagomål.docx
@@ -691,7 +691,7 @@
     <w:r>
       <w:tab/>
       <w:tab/>
-      <w:t>2026-03-12</w:t>
+      <w:t>2026-03-13</w:t>
       <w:br/>
       <w:br/>
     </w:r>

--- a/klagomål/A 10792-2026 FSC-klagomål.docx
+++ b/klagomål/A 10792-2026 FSC-klagomål.docx
@@ -691,7 +691,7 @@
     <w:r>
       <w:tab/>
       <w:tab/>
-      <w:t>2026-05-16</w:t>
+      <w:t>2026-05-17</w:t>
       <w:br/>
       <w:br/>
     </w:r>

--- a/klagomål/A 10792-2026 FSC-klagomål.docx
+++ b/klagomål/A 10792-2026 FSC-klagomål.docx
@@ -691,7 +691,7 @@
     <w:r>
       <w:tab/>
       <w:tab/>
-      <w:t>2026-05-17</w:t>
+      <w:t>2026-05-18</w:t>
       <w:br/>
       <w:br/>
     </w:r>

--- a/klagomål/A 10792-2026 FSC-klagomål.docx
+++ b/klagomål/A 10792-2026 FSC-klagomål.docx
@@ -691,7 +691,7 @@
     <w:r>
       <w:tab/>
       <w:tab/>
-      <w:t>2026-05-18</w:t>
+      <w:t>2026-05-19</w:t>
       <w:br/>
       <w:br/>
     </w:r>

--- a/klagomål/A 10792-2026 FSC-klagomål.docx
+++ b/klagomål/A 10792-2026 FSC-klagomål.docx
@@ -691,7 +691,7 @@
     <w:r>
       <w:tab/>
       <w:tab/>
-      <w:t>2026-06-15</w:t>
+      <w:t>2026-06-16</w:t>
       <w:br/>
       <w:br/>
     </w:r>

--- a/klagomål/A 10792-2026 FSC-klagomål.docx
+++ b/klagomål/A 10792-2026 FSC-klagomål.docx
@@ -691,7 +691,7 @@
     <w:r>
       <w:tab/>
       <w:tab/>
-      <w:t>2026-06-16</w:t>
+      <w:t>2026-06-17</w:t>
       <w:br/>
       <w:br/>
     </w:r>

--- a/klagomål/A 10792-2026 FSC-klagomål.docx
+++ b/klagomål/A 10792-2026 FSC-klagomål.docx
@@ -1,6 +1,6 @@
 
 <file path=word/document.xml><?xml version="1.0" encoding="utf-8"?>
-<w:document xmlns:wpc="http://schemas.microsoft.com/office/word/2010/wordprocessingCanvas" xmlns:cx="http://schemas.microsoft.com/office/drawing/2014/chartex" xmlns:cx1="http://schemas.microsoft.com/office/drawing/2015/9/8/chartex" xmlns:cx2="http://schemas.microsoft.com/office/drawing/2015/10/21/chartex" xmlns:cx3="http://schemas.microsoft.com/office/drawing/2016/5/9/chartex" xmlns:cx4="http://schemas.microsoft.com/office/drawing/2016/5/10/chartex" xmlns:cx5="http://schemas.microsoft.com/office/drawing/2016/5/11/chartex" xmlns:cx6="http://schemas.microsoft.com/office/drawing/2016/5/12/chartex" xmlns:cx7="http://schemas.microsoft.com/office/drawing/2016/5/13/chartex" xmlns:cx8="http://schemas.microsoft.com/office/drawing/2016/5/14/chartex" xmlns:mc="http://schemas.openxmlformats.org/markup-compatibility/2006" xmlns:aink="http://schemas.microsoft.com/office/drawing/2016/ink" xmlns:am3d="http://schemas.microsoft.com/office/drawing/2017/model3d" xmlns:o="urn:schemas-microsoft-com:office:office" xmlns:oel="http://schemas.microsoft.com/office/2019/extlst" xmlns:r="http://schemas.openxmlformats.org/officeDocument/2006/relationships" xmlns:m="http://schemas.openxmlformats.org/officeDocument/2006/math" xmlns:v="urn:schemas-microsoft-com:vml" xmlns:wp14="http://schemas.microsoft.com/office/word/2010/wordprocessingDrawing" xmlns:wp="http://schemas.openxmlformats.org/drawingml/2006/wordprocessingDrawing" xmlns:w10="urn:schemas-microsoft-com:office:word" xmlns:w="http://schemas.openxmlformats.org/wordprocessingml/2006/main" xmlns:w14="http://schemas.microsoft.com/office/word/2010/wordml" xmlns:w15="http://schemas.microsoft.com/office/word/2012/wordml" xmlns:w16cex="http://schemas.microsoft.com/office/word/2018/wordml/cex" xmlns:w16cid="http://schemas.microsoft.com/office/word/2016/wordml/cid" xmlns:w16="http://schemas.microsoft.com/office/word/2018/wordml" xmlns:w16sdtdh="http://schemas.microsoft.com/office/word/2020/wordml/sdtdatahash" xmlns:w16se="http://schemas.microsoft.com/office/word/2015/wordml/symex" xmlns:wpg="http://schemas.microsoft.com/office/word/2010/wordprocessingGroup" xmlns:wpi="http://schemas.microsoft.com/office/word/2010/wordprocessingInk" xmlns:wne="http://schemas.microsoft.com/office/word/2006/wordml" xmlns:wps="http://schemas.microsoft.com/office/word/2010/wordprocessingShape" mc:Ignorable="w14 w15 w16se w16cid w16 w16cex w16sdtdh wp14">
+<w:document xmlns:wpc="http://schemas.microsoft.com/office/word/2010/wordprocessingCanvas" xmlns:cx="http://schemas.microsoft.com/office/drawing/2014/chartex" xmlns:cx1="http://schemas.microsoft.com/office/drawing/2015/9/8/chartex" xmlns:cx2="http://schemas.microsoft.com/office/drawing/2015/10/21/chartex" xmlns:cx3="http://schemas.microsoft.com/office/drawing/2016/5/9/chartex" xmlns:cx4="http://schemas.microsoft.com/office/drawing/2016/5/10/chartex" xmlns:cx5="http://schemas.microsoft.com/office/drawing/2016/5/11/chartex" xmlns:cx6="http://schemas.microsoft.com/office/drawing/2016/5/12/chartex" xmlns:cx7="http://schemas.microsoft.com/office/drawing/2016/5/13/chartex" xmlns:cx8="http://schemas.microsoft.com/office/drawing/2016/5/14/chartex" xmlns:mc="http://schemas.openxmlformats.org/markup-compatibility/2006" xmlns:aink="http://schemas.microsoft.com/office/drawing/2016/ink" xmlns:am3d="http://schemas.microsoft.com/office/drawing/2017/model3d" xmlns:o="urn:schemas-microsoft-com:office:office" xmlns:oel="http://schemas.microsoft.com/office/2019/extlst" xmlns:r="http://schemas.openxmlformats.org/officeDocument/2006/relationships" xmlns:m="http://schemas.openxmlformats.org/officeDocument/2006/math" xmlns:v="urn:schemas-microsoft-com:vml" xmlns:wp14="http://schemas.microsoft.com/office/word/2010/wordprocessingDrawing" xmlns:wp="http://schemas.openxmlformats.org/drawingml/2006/wordprocessingDrawing" xmlns:w10="urn:schemas-microsoft-com:office:word" xmlns:w="http://schemas.openxmlformats.org/wordprocessingml/2006/main" xmlns:w14="http://schemas.microsoft.com/office/word/2010/wordml" xmlns:w15="http://schemas.microsoft.com/office/word/2012/wordml" xmlns:w16cex="http://schemas.microsoft.com/office/word/2018/wordml/cex" xmlns:w16cid="http://schemas.microsoft.com/office/word/2016/wordml/cid" xmlns:w16="http://schemas.microsoft.com/office/word/2018/wordml" xmlns:w16du="http://schemas.microsoft.com/office/word/2023/wordml/word16du" xmlns:w16sdtdh="http://schemas.microsoft.com/office/word/2020/wordml/sdtdatahash" xmlns:w16sdtfl="http://schemas.microsoft.com/office/word/2024/wordml/sdtformatlock" xmlns:w16se="http://schemas.microsoft.com/office/word/2015/wordml/symex" xmlns:wpg="http://schemas.microsoft.com/office/word/2010/wordprocessingGroup" xmlns:wpi="http://schemas.microsoft.com/office/word/2010/wordprocessingInk" xmlns:wne="http://schemas.microsoft.com/office/word/2006/wordml" xmlns:wps="http://schemas.microsoft.com/office/word/2010/wordprocessingShape" mc:Ignorable="w14 w15 w16se w16cid w16 w16cex w16sdtdh w16sdtfl w16du wp14">
   <w:body>
     <w:p>
       <w:r>
@@ -168,7 +168,7 @@
     </w:p>
     <w:p>
       <w:r>
-        <w:t>Detta dokument behandlar höga naturvärden i avverkningsanmälan A 10792-2026 i Sollefteå kommun. Denna avverkningsanmälan inkom 2026-02-25 14:05:48 och omfattar 2,4 ha.</w:t>
+        <w:t>Detta dokument behandlar höga naturvärden i avverkningsanmälan A 10792-2026 i Sollefteå kommun som inkom 2026-02-25 och omfattar 2,4 ha.</w:t>
       </w:r>
     </w:p>
     <w:p>
@@ -191,12 +191,15 @@
     </w:p>
     <w:p>
       <w:r>
-        <w:t>I avverkningsanmälan har följande 2 naturvårdsarter hittats: mindre barkplattbagge (VU) och garnlav (NT). Av dessa är 2 rödlistade. För rödlistade arter har rödlistekategorin angivits inom parentes.</w:t>
+        <w:t>I avverkningsanmälan har följande 2 naturvårdsarter hittats: garnlav (VU, T) och mindre barkplattbagge (VU). Av dessa är 2 rödlistade. För rödlistade arter har rödlistekategorin angivits inom parentes. Typiska arter inom Natura 2000 som är kopplade till skogsekosystem har markerats med (T).</w:t>
       </w:r>
     </w:p>
     <w:p>
       <w:r>
-        <w:t>De påträffade naturvårdsarterna är ett tydligt kvitto på att detta rör sig om en skog med höga naturvärden. I Figur 1 visas en karta över det avverkningsanmälda området, där samtliga fyndplatser för naturvårdsarter som finns registrerade på Artportalen har markerats.</w:t>
+        <w:t>De påträffade naturvårdsarterna är ett tydligt kvitto på att det rör sig om en skog med höga naturvärden.</w:t>
+      </w:r>
+      <w:r>
+        <w:t xml:space="preserve"> I Figur 1 visas fyndplatser för naturvårdsarter i området, som finns registrerade på Artportalen.</w:t>
       </w:r>
     </w:p>
     <w:p>
@@ -206,7 +209,7 @@
       <w:r>
         <w:drawing>
           <wp:inline xmlns:a="http://schemas.openxmlformats.org/drawingml/2006/main" xmlns:pic="http://schemas.openxmlformats.org/drawingml/2006/picture">
-            <wp:extent cx="5486400" cy="5488114"/>
+            <wp:extent cx="5486400" cy="5362924"/>
             <wp:docPr id="1" name="Picture 1"/>
             <wp:cNvGraphicFramePr>
               <a:graphicFrameLocks noChangeAspect="1"/>
@@ -227,7 +230,7 @@
                   <pic:spPr>
                     <a:xfrm>
                       <a:off x="0" y="0"/>
-                      <a:ext cx="5486400" cy="5488114"/>
+                      <a:ext cx="5486400" cy="5362924"/>
                     </a:xfrm>
                     <a:prstGeom prst="rect"/>
                   </pic:spPr>
@@ -241,9 +244,10 @@
     <w:p>
       <w:pPr>
         <w:pStyle w:val="Caption"/>
+        <w:spacing w:after="240"/>
       </w:pPr>
       <w:r>
-        <w:t>Figur 1. Fyndplatser för naturvårdsarter i det avverkningsanmälda området (röd linje). Markörer utan svart kant är placerade på fyndplatsen. Markörer med svart kant är placerade vid sidan av fyndplatsen och har ett svart streck som visar fyndplatsens exakta position. Kartans mittpunktskoordinat är N 7020955, E 604719 i SWEREF 99 TM.</w:t>
+        <w:t>Figur 1. Fyndplatser för naturvårdsarter i avverkningsanmälan (röd linje). Markörer utan svart kant är placerade på fyndplatsen. Markörer med svart kant är placerade vid sidan av fyndplatsen och har ett svart streck som visar fyndplatsens exakta position. Kartans mittpunktskoordinat är N 7020955, E 604719 i SWEREF 99 TM.</w:t>
       </w:r>
     </w:p>
     <w:p>
@@ -581,7 +585,7 @@
 </file>
 
 <file path=word/endnotes.xml><?xml version="1.0" encoding="utf-8"?>
-<w:endnotes xmlns:wpc="http://schemas.microsoft.com/office/word/2010/wordprocessingCanvas" xmlns:cx="http://schemas.microsoft.com/office/drawing/2014/chartex" xmlns:cx1="http://schemas.microsoft.com/office/drawing/2015/9/8/chartex" xmlns:cx2="http://schemas.microsoft.com/office/drawing/2015/10/21/chartex" xmlns:cx3="http://schemas.microsoft.com/office/drawing/2016/5/9/chartex" xmlns:cx4="http://schemas.microsoft.com/office/drawing/2016/5/10/chartex" xmlns:cx5="http://schemas.microsoft.com/office/drawing/2016/5/11/chartex" xmlns:cx6="http://schemas.microsoft.com/office/drawing/2016/5/12/chartex" xmlns:cx7="http://schemas.microsoft.com/office/drawing/2016/5/13/chartex" xmlns:cx8="http://schemas.microsoft.com/office/drawing/2016/5/14/chartex" xmlns:mc="http://schemas.openxmlformats.org/markup-compatibility/2006" xmlns:aink="http://schemas.microsoft.com/office/drawing/2016/ink" xmlns:am3d="http://schemas.microsoft.com/office/drawing/2017/model3d" xmlns:o="urn:schemas-microsoft-com:office:office" xmlns:oel="http://schemas.microsoft.com/office/2019/extlst" xmlns:r="http://schemas.openxmlformats.org/officeDocument/2006/relationships" xmlns:m="http://schemas.openxmlformats.org/officeDocument/2006/math" xmlns:v="urn:schemas-microsoft-com:vml" xmlns:wp14="http://schemas.microsoft.com/office/word/2010/wordprocessingDrawing" xmlns:wp="http://schemas.openxmlformats.org/drawingml/2006/wordprocessingDrawing" xmlns:w10="urn:schemas-microsoft-com:office:word" xmlns:w="http://schemas.openxmlformats.org/wordprocessingml/2006/main" xmlns:w14="http://schemas.microsoft.com/office/word/2010/wordml" xmlns:w15="http://schemas.microsoft.com/office/word/2012/wordml" xmlns:w16cex="http://schemas.microsoft.com/office/word/2018/wordml/cex" xmlns:w16cid="http://schemas.microsoft.com/office/word/2016/wordml/cid" xmlns:w16="http://schemas.microsoft.com/office/word/2018/wordml" xmlns:w16sdtdh="http://schemas.microsoft.com/office/word/2020/wordml/sdtdatahash" xmlns:w16se="http://schemas.microsoft.com/office/word/2015/wordml/symex" xmlns:wpg="http://schemas.microsoft.com/office/word/2010/wordprocessingGroup" xmlns:wpi="http://schemas.microsoft.com/office/word/2010/wordprocessingInk" xmlns:wne="http://schemas.microsoft.com/office/word/2006/wordml" xmlns:wps="http://schemas.microsoft.com/office/word/2010/wordprocessingShape" mc:Ignorable="w14 w15 w16se w16cid w16 w16cex w16sdtdh wp14">
+<w:endnotes xmlns:wpc="http://schemas.microsoft.com/office/word/2010/wordprocessingCanvas" xmlns:cx="http://schemas.microsoft.com/office/drawing/2014/chartex" xmlns:cx1="http://schemas.microsoft.com/office/drawing/2015/9/8/chartex" xmlns:cx2="http://schemas.microsoft.com/office/drawing/2015/10/21/chartex" xmlns:cx3="http://schemas.microsoft.com/office/drawing/2016/5/9/chartex" xmlns:cx4="http://schemas.microsoft.com/office/drawing/2016/5/10/chartex" xmlns:cx5="http://schemas.microsoft.com/office/drawing/2016/5/11/chartex" xmlns:cx6="http://schemas.microsoft.com/office/drawing/2016/5/12/chartex" xmlns:cx7="http://schemas.microsoft.com/office/drawing/2016/5/13/chartex" xmlns:cx8="http://schemas.microsoft.com/office/drawing/2016/5/14/chartex" xmlns:mc="http://schemas.openxmlformats.org/markup-compatibility/2006" xmlns:aink="http://schemas.microsoft.com/office/drawing/2016/ink" xmlns:am3d="http://schemas.microsoft.com/office/drawing/2017/model3d" xmlns:o="urn:schemas-microsoft-com:office:office" xmlns:oel="http://schemas.microsoft.com/office/2019/extlst" xmlns:r="http://schemas.openxmlformats.org/officeDocument/2006/relationships" xmlns:m="http://schemas.openxmlformats.org/officeDocument/2006/math" xmlns:v="urn:schemas-microsoft-com:vml" xmlns:wp14="http://schemas.microsoft.com/office/word/2010/wordprocessingDrawing" xmlns:wp="http://schemas.openxmlformats.org/drawingml/2006/wordprocessingDrawing" xmlns:w10="urn:schemas-microsoft-com:office:word" xmlns:w="http://schemas.openxmlformats.org/wordprocessingml/2006/main" xmlns:w14="http://schemas.microsoft.com/office/word/2010/wordml" xmlns:w15="http://schemas.microsoft.com/office/word/2012/wordml" xmlns:w16cex="http://schemas.microsoft.com/office/word/2018/wordml/cex" xmlns:w16cid="http://schemas.microsoft.com/office/word/2016/wordml/cid" xmlns:w16="http://schemas.microsoft.com/office/word/2018/wordml" xmlns:w16du="http://schemas.microsoft.com/office/word/2023/wordml/word16du" xmlns:w16sdtdh="http://schemas.microsoft.com/office/word/2020/wordml/sdtdatahash" xmlns:w16sdtfl="http://schemas.microsoft.com/office/word/2024/wordml/sdtformatlock" xmlns:w16se="http://schemas.microsoft.com/office/word/2015/wordml/symex" xmlns:wpg="http://schemas.microsoft.com/office/word/2010/wordprocessingGroup" xmlns:wpi="http://schemas.microsoft.com/office/word/2010/wordprocessingInk" xmlns:wne="http://schemas.microsoft.com/office/word/2006/wordml" xmlns:wps="http://schemas.microsoft.com/office/word/2010/wordprocessingShape" mc:Ignorable="w14 w15 w16se w16cid w16 w16cex w16sdtdh w16sdtfl w16du wp14">
   <w:endnote w:type="separator" w:id="-1">
     <w:p>
       <w:pPr>
@@ -606,7 +610,7 @@
 </file>
 
 <file path=word/footer1.xml><?xml version="1.0" encoding="utf-8"?>
-<w:ftr xmlns:wpc="http://schemas.microsoft.com/office/word/2010/wordprocessingCanvas" xmlns:cx="http://schemas.microsoft.com/office/drawing/2014/chartex" xmlns:cx1="http://schemas.microsoft.com/office/drawing/2015/9/8/chartex" xmlns:cx2="http://schemas.microsoft.com/office/drawing/2015/10/21/chartex" xmlns:cx3="http://schemas.microsoft.com/office/drawing/2016/5/9/chartex" xmlns:cx4="http://schemas.microsoft.com/office/drawing/2016/5/10/chartex" xmlns:cx5="http://schemas.microsoft.com/office/drawing/2016/5/11/chartex" xmlns:cx6="http://schemas.microsoft.com/office/drawing/2016/5/12/chartex" xmlns:cx7="http://schemas.microsoft.com/office/drawing/2016/5/13/chartex" xmlns:cx8="http://schemas.microsoft.com/office/drawing/2016/5/14/chartex" xmlns:mc="http://schemas.openxmlformats.org/markup-compatibility/2006" xmlns:aink="http://schemas.microsoft.com/office/drawing/2016/ink" xmlns:am3d="http://schemas.microsoft.com/office/drawing/2017/model3d" xmlns:o="urn:schemas-microsoft-com:office:office" xmlns:oel="http://schemas.microsoft.com/office/2019/extlst" xmlns:r="http://schemas.openxmlformats.org/officeDocument/2006/relationships" xmlns:m="http://schemas.openxmlformats.org/officeDocument/2006/math" xmlns:v="urn:schemas-microsoft-com:vml" xmlns:wp14="http://schemas.microsoft.com/office/word/2010/wordprocessingDrawing" xmlns:wp="http://schemas.openxmlformats.org/drawingml/2006/wordprocessingDrawing" xmlns:w10="urn:schemas-microsoft-com:office:word" xmlns:w="http://schemas.openxmlformats.org/wordprocessingml/2006/main" xmlns:w14="http://schemas.microsoft.com/office/word/2010/wordml" xmlns:w15="http://schemas.microsoft.com/office/word/2012/wordml" xmlns:w16cex="http://schemas.microsoft.com/office/word/2018/wordml/cex" xmlns:w16cid="http://schemas.microsoft.com/office/word/2016/wordml/cid" xmlns:w16="http://schemas.microsoft.com/office/word/2018/wordml" xmlns:w16sdtdh="http://schemas.microsoft.com/office/word/2020/wordml/sdtdatahash" xmlns:w16se="http://schemas.microsoft.com/office/word/2015/wordml/symex" xmlns:wpg="http://schemas.microsoft.com/office/word/2010/wordprocessingGroup" xmlns:wpi="http://schemas.microsoft.com/office/word/2010/wordprocessingInk" xmlns:wne="http://schemas.microsoft.com/office/word/2006/wordml" xmlns:wps="http://schemas.microsoft.com/office/word/2010/wordprocessingShape" mc:Ignorable="w14 w15 w16se w16cid w16 w16cex w16sdtdh wp14">
+<w:ftr xmlns:wpc="http://schemas.microsoft.com/office/word/2010/wordprocessingCanvas" xmlns:cx="http://schemas.microsoft.com/office/drawing/2014/chartex" xmlns:cx1="http://schemas.microsoft.com/office/drawing/2015/9/8/chartex" xmlns:cx2="http://schemas.microsoft.com/office/drawing/2015/10/21/chartex" xmlns:cx3="http://schemas.microsoft.com/office/drawing/2016/5/9/chartex" xmlns:cx4="http://schemas.microsoft.com/office/drawing/2016/5/10/chartex" xmlns:cx5="http://schemas.microsoft.com/office/drawing/2016/5/11/chartex" xmlns:cx6="http://schemas.microsoft.com/office/drawing/2016/5/12/chartex" xmlns:cx7="http://schemas.microsoft.com/office/drawing/2016/5/13/chartex" xmlns:cx8="http://schemas.microsoft.com/office/drawing/2016/5/14/chartex" xmlns:mc="http://schemas.openxmlformats.org/markup-compatibility/2006" xmlns:aink="http://schemas.microsoft.com/office/drawing/2016/ink" xmlns:am3d="http://schemas.microsoft.com/office/drawing/2017/model3d" xmlns:o="urn:schemas-microsoft-com:office:office" xmlns:oel="http://schemas.microsoft.com/office/2019/extlst" xmlns:r="http://schemas.openxmlformats.org/officeDocument/2006/relationships" xmlns:m="http://schemas.openxmlformats.org/officeDocument/2006/math" xmlns:v="urn:schemas-microsoft-com:vml" xmlns:wp14="http://schemas.microsoft.com/office/word/2010/wordprocessingDrawing" xmlns:wp="http://schemas.openxmlformats.org/drawingml/2006/wordprocessingDrawing" xmlns:w10="urn:schemas-microsoft-com:office:word" xmlns:w="http://schemas.openxmlformats.org/wordprocessingml/2006/main" xmlns:w14="http://schemas.microsoft.com/office/word/2010/wordml" xmlns:w15="http://schemas.microsoft.com/office/word/2012/wordml" xmlns:w16cex="http://schemas.microsoft.com/office/word/2018/wordml/cex" xmlns:w16cid="http://schemas.microsoft.com/office/word/2016/wordml/cid" xmlns:w16="http://schemas.microsoft.com/office/word/2018/wordml" xmlns:w16du="http://schemas.microsoft.com/office/word/2023/wordml/word16du" xmlns:w16sdtdh="http://schemas.microsoft.com/office/word/2020/wordml/sdtdatahash" xmlns:w16sdtfl="http://schemas.microsoft.com/office/word/2024/wordml/sdtformatlock" xmlns:w16se="http://schemas.microsoft.com/office/word/2015/wordml/symex" xmlns:wpg="http://schemas.microsoft.com/office/word/2010/wordprocessingGroup" xmlns:wpi="http://schemas.microsoft.com/office/word/2010/wordprocessingInk" xmlns:wne="http://schemas.microsoft.com/office/word/2006/wordml" xmlns:wps="http://schemas.microsoft.com/office/word/2010/wordprocessingShape" mc:Ignorable="w14 w15 w16se w16cid w16 w16cex w16sdtdh w16sdtfl w16du wp14">
   <w:p>
     <w:pPr>
       <w:pStyle w:val="Footer"/>
@@ -616,7 +620,7 @@
 </file>
 
 <file path=word/footer2.xml><?xml version="1.0" encoding="utf-8"?>
-<w:ftr xmlns:wpc="http://schemas.microsoft.com/office/word/2010/wordprocessingCanvas" xmlns:cx="http://schemas.microsoft.com/office/drawing/2014/chartex" xmlns:cx1="http://schemas.microsoft.com/office/drawing/2015/9/8/chartex" xmlns:cx2="http://schemas.microsoft.com/office/drawing/2015/10/21/chartex" xmlns:cx3="http://schemas.microsoft.com/office/drawing/2016/5/9/chartex" xmlns:cx4="http://schemas.microsoft.com/office/drawing/2016/5/10/chartex" xmlns:cx5="http://schemas.microsoft.com/office/drawing/2016/5/11/chartex" xmlns:cx6="http://schemas.microsoft.com/office/drawing/2016/5/12/chartex" xmlns:cx7="http://schemas.microsoft.com/office/drawing/2016/5/13/chartex" xmlns:cx8="http://schemas.microsoft.com/office/drawing/2016/5/14/chartex" xmlns:mc="http://schemas.openxmlformats.org/markup-compatibility/2006" xmlns:aink="http://schemas.microsoft.com/office/drawing/2016/ink" xmlns:am3d="http://schemas.microsoft.com/office/drawing/2017/model3d" xmlns:o="urn:schemas-microsoft-com:office:office" xmlns:oel="http://schemas.microsoft.com/office/2019/extlst" xmlns:r="http://schemas.openxmlformats.org/officeDocument/2006/relationships" xmlns:m="http://schemas.openxmlformats.org/officeDocument/2006/math" xmlns:v="urn:schemas-microsoft-com:vml" xmlns:wp14="http://schemas.microsoft.com/office/word/2010/wordprocessingDrawing" xmlns:wp="http://schemas.openxmlformats.org/drawingml/2006/wordprocessingDrawing" xmlns:w10="urn:schemas-microsoft-com:office:word" xmlns:w="http://schemas.openxmlformats.org/wordprocessingml/2006/main" xmlns:w14="http://schemas.microsoft.com/office/word/2010/wordml" xmlns:w15="http://schemas.microsoft.com/office/word/2012/wordml" xmlns:w16cex="http://schemas.microsoft.com/office/word/2018/wordml/cex" xmlns:w16cid="http://schemas.microsoft.com/office/word/2016/wordml/cid" xmlns:w16="http://schemas.microsoft.com/office/word/2018/wordml" xmlns:w16sdtdh="http://schemas.microsoft.com/office/word/2020/wordml/sdtdatahash" xmlns:w16se="http://schemas.microsoft.com/office/word/2015/wordml/symex" xmlns:wpg="http://schemas.microsoft.com/office/word/2010/wordprocessingGroup" xmlns:wpi="http://schemas.microsoft.com/office/word/2010/wordprocessingInk" xmlns:wne="http://schemas.microsoft.com/office/word/2006/wordml" xmlns:wps="http://schemas.microsoft.com/office/word/2010/wordprocessingShape" mc:Ignorable="w14 w15 w16se w16cid w16 w16cex w16sdtdh wp14">
+<w:ftr xmlns:wpc="http://schemas.microsoft.com/office/word/2010/wordprocessingCanvas" xmlns:cx="http://schemas.microsoft.com/office/drawing/2014/chartex" xmlns:cx1="http://schemas.microsoft.com/office/drawing/2015/9/8/chartex" xmlns:cx2="http://schemas.microsoft.com/office/drawing/2015/10/21/chartex" xmlns:cx3="http://schemas.microsoft.com/office/drawing/2016/5/9/chartex" xmlns:cx4="http://schemas.microsoft.com/office/drawing/2016/5/10/chartex" xmlns:cx5="http://schemas.microsoft.com/office/drawing/2016/5/11/chartex" xmlns:cx6="http://schemas.microsoft.com/office/drawing/2016/5/12/chartex" xmlns:cx7="http://schemas.microsoft.com/office/drawing/2016/5/13/chartex" xmlns:cx8="http://schemas.microsoft.com/office/drawing/2016/5/14/chartex" xmlns:mc="http://schemas.openxmlformats.org/markup-compatibility/2006" xmlns:aink="http://schemas.microsoft.com/office/drawing/2016/ink" xmlns:am3d="http://schemas.microsoft.com/office/drawing/2017/model3d" xmlns:o="urn:schemas-microsoft-com:office:office" xmlns:oel="http://schemas.microsoft.com/office/2019/extlst" xmlns:r="http://schemas.openxmlformats.org/officeDocument/2006/relationships" xmlns:m="http://schemas.openxmlformats.org/officeDocument/2006/math" xmlns:v="urn:schemas-microsoft-com:vml" xmlns:wp14="http://schemas.microsoft.com/office/word/2010/wordprocessingDrawing" xmlns:wp="http://schemas.openxmlformats.org/drawingml/2006/wordprocessingDrawing" xmlns:w10="urn:schemas-microsoft-com:office:word" xmlns:w="http://schemas.openxmlformats.org/wordprocessingml/2006/main" xmlns:w14="http://schemas.microsoft.com/office/word/2010/wordml" xmlns:w15="http://schemas.microsoft.com/office/word/2012/wordml" xmlns:w16cex="http://schemas.microsoft.com/office/word/2018/wordml/cex" xmlns:w16cid="http://schemas.microsoft.com/office/word/2016/wordml/cid" xmlns:w16="http://schemas.microsoft.com/office/word/2018/wordml" xmlns:w16du="http://schemas.microsoft.com/office/word/2023/wordml/word16du" xmlns:w16sdtdh="http://schemas.microsoft.com/office/word/2020/wordml/sdtdatahash" xmlns:w16sdtfl="http://schemas.microsoft.com/office/word/2024/wordml/sdtformatlock" xmlns:w16se="http://schemas.microsoft.com/office/word/2015/wordml/symex" xmlns:wpg="http://schemas.microsoft.com/office/word/2010/wordprocessingGroup" xmlns:wpi="http://schemas.microsoft.com/office/word/2010/wordprocessingInk" xmlns:wne="http://schemas.microsoft.com/office/word/2006/wordml" xmlns:wps="http://schemas.microsoft.com/office/word/2010/wordprocessingShape" mc:Ignorable="w14 w15 w16se w16cid w16 w16cex w16sdtdh w16sdtfl w16du wp14">
   <w:p>
     <w:pPr>
       <w:pStyle w:val="Footer"/>
@@ -626,7 +630,7 @@
 </file>
 
 <file path=word/footer3.xml><?xml version="1.0" encoding="utf-8"?>
-<w:ftr xmlns:wpc="http://schemas.microsoft.com/office/word/2010/wordprocessingCanvas" xmlns:cx="http://schemas.microsoft.com/office/drawing/2014/chartex" xmlns:cx1="http://schemas.microsoft.com/office/drawing/2015/9/8/chartex" xmlns:cx2="http://schemas.microsoft.com/office/drawing/2015/10/21/chartex" xmlns:cx3="http://schemas.microsoft.com/office/drawing/2016/5/9/chartex" xmlns:cx4="http://schemas.microsoft.com/office/drawing/2016/5/10/chartex" xmlns:cx5="http://schemas.microsoft.com/office/drawing/2016/5/11/chartex" xmlns:cx6="http://schemas.microsoft.com/office/drawing/2016/5/12/chartex" xmlns:cx7="http://schemas.microsoft.com/office/drawing/2016/5/13/chartex" xmlns:cx8="http://schemas.microsoft.com/office/drawing/2016/5/14/chartex" xmlns:mc="http://schemas.openxmlformats.org/markup-compatibility/2006" xmlns:aink="http://schemas.microsoft.com/office/drawing/2016/ink" xmlns:am3d="http://schemas.microsoft.com/office/drawing/2017/model3d" xmlns:o="urn:schemas-microsoft-com:office:office" xmlns:oel="http://schemas.microsoft.com/office/2019/extlst" xmlns:r="http://schemas.openxmlformats.org/officeDocument/2006/relationships" xmlns:m="http://schemas.openxmlformats.org/officeDocument/2006/math" xmlns:v="urn:schemas-microsoft-com:vml" xmlns:wp14="http://schemas.microsoft.com/office/word/2010/wordprocessingDrawing" xmlns:wp="http://schemas.openxmlformats.org/drawingml/2006/wordprocessingDrawing" xmlns:w10="urn:schemas-microsoft-com:office:word" xmlns:w="http://schemas.openxmlformats.org/wordprocessingml/2006/main" xmlns:w14="http://schemas.microsoft.com/office/word/2010/wordml" xmlns:w15="http://schemas.microsoft.com/office/word/2012/wordml" xmlns:w16cex="http://schemas.microsoft.com/office/word/2018/wordml/cex" xmlns:w16cid="http://schemas.microsoft.com/office/word/2016/wordml/cid" xmlns:w16="http://schemas.microsoft.com/office/word/2018/wordml" xmlns:w16sdtdh="http://schemas.microsoft.com/office/word/2020/wordml/sdtdatahash" xmlns:w16se="http://schemas.microsoft.com/office/word/2015/wordml/symex" xmlns:wpg="http://schemas.microsoft.com/office/word/2010/wordprocessingGroup" xmlns:wpi="http://schemas.microsoft.com/office/word/2010/wordprocessingInk" xmlns:wne="http://schemas.microsoft.com/office/word/2006/wordml" xmlns:wps="http://schemas.microsoft.com/office/word/2010/wordprocessingShape" mc:Ignorable="w14 w15 w16se w16cid w16 w16cex w16sdtdh wp14">
+<w:ftr xmlns:wpc="http://schemas.microsoft.com/office/word/2010/wordprocessingCanvas" xmlns:cx="http://schemas.microsoft.com/office/drawing/2014/chartex" xmlns:cx1="http://schemas.microsoft.com/office/drawing/2015/9/8/chartex" xmlns:cx2="http://schemas.microsoft.com/office/drawing/2015/10/21/chartex" xmlns:cx3="http://schemas.microsoft.com/office/drawing/2016/5/9/chartex" xmlns:cx4="http://schemas.microsoft.com/office/drawing/2016/5/10/chartex" xmlns:cx5="http://schemas.microsoft.com/office/drawing/2016/5/11/chartex" xmlns:cx6="http://schemas.microsoft.com/office/drawing/2016/5/12/chartex" xmlns:cx7="http://schemas.microsoft.com/office/drawing/2016/5/13/chartex" xmlns:cx8="http://schemas.microsoft.com/office/drawing/2016/5/14/chartex" xmlns:mc="http://schemas.openxmlformats.org/markup-compatibility/2006" xmlns:aink="http://schemas.microsoft.com/office/drawing/2016/ink" xmlns:am3d="http://schemas.microsoft.com/office/drawing/2017/model3d" xmlns:o="urn:schemas-microsoft-com:office:office" xmlns:oel="http://schemas.microsoft.com/office/2019/extlst" xmlns:r="http://schemas.openxmlformats.org/officeDocument/2006/relationships" xmlns:m="http://schemas.openxmlformats.org/officeDocument/2006/math" xmlns:v="urn:schemas-microsoft-com:vml" xmlns:wp14="http://schemas.microsoft.com/office/word/2010/wordprocessingDrawing" xmlns:wp="http://schemas.openxmlformats.org/drawingml/2006/wordprocessingDrawing" xmlns:w10="urn:schemas-microsoft-com:office:word" xmlns:w="http://schemas.openxmlformats.org/wordprocessingml/2006/main" xmlns:w14="http://schemas.microsoft.com/office/word/2010/wordml" xmlns:w15="http://schemas.microsoft.com/office/word/2012/wordml" xmlns:w16cex="http://schemas.microsoft.com/office/word/2018/wordml/cex" xmlns:w16cid="http://schemas.microsoft.com/office/word/2016/wordml/cid" xmlns:w16="http://schemas.microsoft.com/office/word/2018/wordml" xmlns:w16du="http://schemas.microsoft.com/office/word/2023/wordml/word16du" xmlns:w16sdtdh="http://schemas.microsoft.com/office/word/2020/wordml/sdtdatahash" xmlns:w16sdtfl="http://schemas.microsoft.com/office/word/2024/wordml/sdtformatlock" xmlns:w16se="http://schemas.microsoft.com/office/word/2015/wordml/symex" xmlns:wpg="http://schemas.microsoft.com/office/word/2010/wordprocessingGroup" xmlns:wpi="http://schemas.microsoft.com/office/word/2010/wordprocessingInk" xmlns:wne="http://schemas.microsoft.com/office/word/2006/wordml" xmlns:wps="http://schemas.microsoft.com/office/word/2010/wordprocessingShape" mc:Ignorable="w14 w15 w16se w16cid w16 w16cex w16sdtdh w16sdtfl w16du wp14">
   <w:p>
     <w:pPr>
       <w:pStyle w:val="Footer"/>
@@ -636,7 +640,7 @@
 </file>
 
 <file path=word/footnotes.xml><?xml version="1.0" encoding="utf-8"?>
-<w:footnotes xmlns:wpc="http://schemas.microsoft.com/office/word/2010/wordprocessingCanvas" xmlns:cx="http://schemas.microsoft.com/office/drawing/2014/chartex" xmlns:cx1="http://schemas.microsoft.com/office/drawing/2015/9/8/chartex" xmlns:cx2="http://schemas.microsoft.com/office/drawing/2015/10/21/chartex" xmlns:cx3="http://schemas.microsoft.com/office/drawing/2016/5/9/chartex" xmlns:cx4="http://schemas.microsoft.com/office/drawing/2016/5/10/chartex" xmlns:cx5="http://schemas.microsoft.com/office/drawing/2016/5/11/chartex" xmlns:cx6="http://schemas.microsoft.com/office/drawing/2016/5/12/chartex" xmlns:cx7="http://schemas.microsoft.com/office/drawing/2016/5/13/chartex" xmlns:cx8="http://schemas.microsoft.com/office/drawing/2016/5/14/chartex" xmlns:mc="http://schemas.openxmlformats.org/markup-compatibility/2006" xmlns:aink="http://schemas.microsoft.com/office/drawing/2016/ink" xmlns:am3d="http://schemas.microsoft.com/office/drawing/2017/model3d" xmlns:o="urn:schemas-microsoft-com:office:office" xmlns:oel="http://schemas.microsoft.com/office/2019/extlst" xmlns:r="http://schemas.openxmlformats.org/officeDocument/2006/relationships" xmlns:m="http://schemas.openxmlformats.org/officeDocument/2006/math" xmlns:v="urn:schemas-microsoft-com:vml" xmlns:wp14="http://schemas.microsoft.com/office/word/2010/wordprocessingDrawing" xmlns:wp="http://schemas.openxmlformats.org/drawingml/2006/wordprocessingDrawing" xmlns:w10="urn:schemas-microsoft-com:office:word" xmlns:w="http://schemas.openxmlformats.org/wordprocessingml/2006/main" xmlns:w14="http://schemas.microsoft.com/office/word/2010/wordml" xmlns:w15="http://schemas.microsoft.com/office/word/2012/wordml" xmlns:w16cex="http://schemas.microsoft.com/office/word/2018/wordml/cex" xmlns:w16cid="http://schemas.microsoft.com/office/word/2016/wordml/cid" xmlns:w16="http://schemas.microsoft.com/office/word/2018/wordml" xmlns:w16sdtdh="http://schemas.microsoft.com/office/word/2020/wordml/sdtdatahash" xmlns:w16se="http://schemas.microsoft.com/office/word/2015/wordml/symex" xmlns:wpg="http://schemas.microsoft.com/office/word/2010/wordprocessingGroup" xmlns:wpi="http://schemas.microsoft.com/office/word/2010/wordprocessingInk" xmlns:wne="http://schemas.microsoft.com/office/word/2006/wordml" xmlns:wps="http://schemas.microsoft.com/office/word/2010/wordprocessingShape" mc:Ignorable="w14 w15 w16se w16cid w16 w16cex w16sdtdh wp14">
+<w:footnotes xmlns:wpc="http://schemas.microsoft.com/office/word/2010/wordprocessingCanvas" xmlns:cx="http://schemas.microsoft.com/office/drawing/2014/chartex" xmlns:cx1="http://schemas.microsoft.com/office/drawing/2015/9/8/chartex" xmlns:cx2="http://schemas.microsoft.com/office/drawing/2015/10/21/chartex" xmlns:cx3="http://schemas.microsoft.com/office/drawing/2016/5/9/chartex" xmlns:cx4="http://schemas.microsoft.com/office/drawing/2016/5/10/chartex" xmlns:cx5="http://schemas.microsoft.com/office/drawing/2016/5/11/chartex" xmlns:cx6="http://schemas.microsoft.com/office/drawing/2016/5/12/chartex" xmlns:cx7="http://schemas.microsoft.com/office/drawing/2016/5/13/chartex" xmlns:cx8="http://schemas.microsoft.com/office/drawing/2016/5/14/chartex" xmlns:mc="http://schemas.openxmlformats.org/markup-compatibility/2006" xmlns:aink="http://schemas.microsoft.com/office/drawing/2016/ink" xmlns:am3d="http://schemas.microsoft.com/office/drawing/2017/model3d" xmlns:o="urn:schemas-microsoft-com:office:office" xmlns:oel="http://schemas.microsoft.com/office/2019/extlst" xmlns:r="http://schemas.openxmlformats.org/officeDocument/2006/relationships" xmlns:m="http://schemas.openxmlformats.org/officeDocument/2006/math" xmlns:v="urn:schemas-microsoft-com:vml" xmlns:wp14="http://schemas.microsoft.com/office/word/2010/wordprocessingDrawing" xmlns:wp="http://schemas.openxmlformats.org/drawingml/2006/wordprocessingDrawing" xmlns:w10="urn:schemas-microsoft-com:office:word" xmlns:w="http://schemas.openxmlformats.org/wordprocessingml/2006/main" xmlns:w14="http://schemas.microsoft.com/office/word/2010/wordml" xmlns:w15="http://schemas.microsoft.com/office/word/2012/wordml" xmlns:w16cex="http://schemas.microsoft.com/office/word/2018/wordml/cex" xmlns:w16cid="http://schemas.microsoft.com/office/word/2016/wordml/cid" xmlns:w16="http://schemas.microsoft.com/office/word/2018/wordml" xmlns:w16du="http://schemas.microsoft.com/office/word/2023/wordml/word16du" xmlns:w16sdtdh="http://schemas.microsoft.com/office/word/2020/wordml/sdtdatahash" xmlns:w16sdtfl="http://schemas.microsoft.com/office/word/2024/wordml/sdtformatlock" xmlns:w16se="http://schemas.microsoft.com/office/word/2015/wordml/symex" xmlns:wpg="http://schemas.microsoft.com/office/word/2010/wordprocessingGroup" xmlns:wpi="http://schemas.microsoft.com/office/word/2010/wordprocessingInk" xmlns:wne="http://schemas.microsoft.com/office/word/2006/wordml" xmlns:wps="http://schemas.microsoft.com/office/word/2010/wordprocessingShape" mc:Ignorable="w14 w15 w16se w16cid w16 w16cex w16sdtdh w16sdtfl w16du wp14">
   <w:footnote w:type="separator" w:id="-1">
     <w:p>
       <w:pPr>
@@ -661,7 +665,7 @@
 </file>
 
 <file path=word/header1.xml><?xml version="1.0" encoding="utf-8"?>
-<w:hdr xmlns:wpc="http://schemas.microsoft.com/office/word/2010/wordprocessingCanvas" xmlns:cx="http://schemas.microsoft.com/office/drawing/2014/chartex" xmlns:cx1="http://schemas.microsoft.com/office/drawing/2015/9/8/chartex" xmlns:cx2="http://schemas.microsoft.com/office/drawing/2015/10/21/chartex" xmlns:cx3="http://schemas.microsoft.com/office/drawing/2016/5/9/chartex" xmlns:cx4="http://schemas.microsoft.com/office/drawing/2016/5/10/chartex" xmlns:cx5="http://schemas.microsoft.com/office/drawing/2016/5/11/chartex" xmlns:cx6="http://schemas.microsoft.com/office/drawing/2016/5/12/chartex" xmlns:cx7="http://schemas.microsoft.com/office/drawing/2016/5/13/chartex" xmlns:cx8="http://schemas.microsoft.com/office/drawing/2016/5/14/chartex" xmlns:mc="http://schemas.openxmlformats.org/markup-compatibility/2006" xmlns:aink="http://schemas.microsoft.com/office/drawing/2016/ink" xmlns:am3d="http://schemas.microsoft.com/office/drawing/2017/model3d" xmlns:o="urn:schemas-microsoft-com:office:office" xmlns:oel="http://schemas.microsoft.com/office/2019/extlst" xmlns:r="http://schemas.openxmlformats.org/officeDocument/2006/relationships" xmlns:m="http://schemas.openxmlformats.org/officeDocument/2006/math" xmlns:v="urn:schemas-microsoft-com:vml" xmlns:wp14="http://schemas.microsoft.com/office/word/2010/wordprocessingDrawing" xmlns:wp="http://schemas.openxmlformats.org/drawingml/2006/wordprocessingDrawing" xmlns:w10="urn:schemas-microsoft-com:office:word" xmlns:w="http://schemas.openxmlformats.org/wordprocessingml/2006/main" xmlns:w14="http://schemas.microsoft.com/office/word/2010/wordml" xmlns:w15="http://schemas.microsoft.com/office/word/2012/wordml" xmlns:w16cex="http://schemas.microsoft.com/office/word/2018/wordml/cex" xmlns:w16cid="http://schemas.microsoft.com/office/word/2016/wordml/cid" xmlns:w16="http://schemas.microsoft.com/office/word/2018/wordml" xmlns:w16sdtdh="http://schemas.microsoft.com/office/word/2020/wordml/sdtdatahash" xmlns:w16se="http://schemas.microsoft.com/office/word/2015/wordml/symex" xmlns:wpg="http://schemas.microsoft.com/office/word/2010/wordprocessingGroup" xmlns:wpi="http://schemas.microsoft.com/office/word/2010/wordprocessingInk" xmlns:wne="http://schemas.microsoft.com/office/word/2006/wordml" xmlns:wps="http://schemas.microsoft.com/office/word/2010/wordprocessingShape" mc:Ignorable="w14 w15 w16se w16cid w16 w16cex w16sdtdh wp14">
+<w:hdr xmlns:wpc="http://schemas.microsoft.com/office/word/2010/wordprocessingCanvas" xmlns:cx="http://schemas.microsoft.com/office/drawing/2014/chartex" xmlns:cx1="http://schemas.microsoft.com/office/drawing/2015/9/8/chartex" xmlns:cx2="http://schemas.microsoft.com/office/drawing/2015/10/21/chartex" xmlns:cx3="http://schemas.microsoft.com/office/drawing/2016/5/9/chartex" xmlns:cx4="http://schemas.microsoft.com/office/drawing/2016/5/10/chartex" xmlns:cx5="http://schemas.microsoft.com/office/drawing/2016/5/11/chartex" xmlns:cx6="http://schemas.microsoft.com/office/drawing/2016/5/12/chartex" xmlns:cx7="http://schemas.microsoft.com/office/drawing/2016/5/13/chartex" xmlns:cx8="http://schemas.microsoft.com/office/drawing/2016/5/14/chartex" xmlns:mc="http://schemas.openxmlformats.org/markup-compatibility/2006" xmlns:aink="http://schemas.microsoft.com/office/drawing/2016/ink" xmlns:am3d="http://schemas.microsoft.com/office/drawing/2017/model3d" xmlns:o="urn:schemas-microsoft-com:office:office" xmlns:oel="http://schemas.microsoft.com/office/2019/extlst" xmlns:r="http://schemas.openxmlformats.org/officeDocument/2006/relationships" xmlns:m="http://schemas.openxmlformats.org/officeDocument/2006/math" xmlns:v="urn:schemas-microsoft-com:vml" xmlns:wp14="http://schemas.microsoft.com/office/word/2010/wordprocessingDrawing" xmlns:wp="http://schemas.openxmlformats.org/drawingml/2006/wordprocessingDrawing" xmlns:w10="urn:schemas-microsoft-com:office:word" xmlns:w="http://schemas.openxmlformats.org/wordprocessingml/2006/main" xmlns:w14="http://schemas.microsoft.com/office/word/2010/wordml" xmlns:w15="http://schemas.microsoft.com/office/word/2012/wordml" xmlns:w16cex="http://schemas.microsoft.com/office/word/2018/wordml/cex" xmlns:w16cid="http://schemas.microsoft.com/office/word/2016/wordml/cid" xmlns:w16="http://schemas.microsoft.com/office/word/2018/wordml" xmlns:w16du="http://schemas.microsoft.com/office/word/2023/wordml/word16du" xmlns:w16sdtdh="http://schemas.microsoft.com/office/word/2020/wordml/sdtdatahash" xmlns:w16sdtfl="http://schemas.microsoft.com/office/word/2024/wordml/sdtformatlock" xmlns:w16se="http://schemas.microsoft.com/office/word/2015/wordml/symex" xmlns:wpg="http://schemas.microsoft.com/office/word/2010/wordprocessingGroup" xmlns:wpi="http://schemas.microsoft.com/office/word/2010/wordprocessingInk" xmlns:wne="http://schemas.microsoft.com/office/word/2006/wordml" xmlns:wps="http://schemas.microsoft.com/office/word/2010/wordprocessingShape" mc:Ignorable="w14 w15 w16se w16cid w16 w16cex w16sdtdh w16sdtfl w16du wp14">
   <w:p>
     <w:pPr>
       <w:pStyle w:val="Header"/>
@@ -671,7 +675,7 @@
 </file>
 
 <file path=word/header2.xml><?xml version="1.0" encoding="utf-8"?>
-<w:hdr xmlns:wpc="http://schemas.microsoft.com/office/word/2010/wordprocessingCanvas" xmlns:cx="http://schemas.microsoft.com/office/drawing/2014/chartex" xmlns:cx1="http://schemas.microsoft.com/office/drawing/2015/9/8/chartex" xmlns:cx2="http://schemas.microsoft.com/office/drawing/2015/10/21/chartex" xmlns:cx3="http://schemas.microsoft.com/office/drawing/2016/5/9/chartex" xmlns:cx4="http://schemas.microsoft.com/office/drawing/2016/5/10/chartex" xmlns:cx5="http://schemas.microsoft.com/office/drawing/2016/5/11/chartex" xmlns:cx6="http://schemas.microsoft.com/office/drawing/2016/5/12/chartex" xmlns:cx7="http://schemas.microsoft.com/office/drawing/2016/5/13/chartex" xmlns:cx8="http://schemas.microsoft.com/office/drawing/2016/5/14/chartex" xmlns:mc="http://schemas.openxmlformats.org/markup-compatibility/2006" xmlns:aink="http://schemas.microsoft.com/office/drawing/2016/ink" xmlns:am3d="http://schemas.microsoft.com/office/drawing/2017/model3d" xmlns:o="urn:schemas-microsoft-com:office:office" xmlns:oel="http://schemas.microsoft.com/office/2019/extlst" xmlns:r="http://schemas.openxmlformats.org/officeDocument/2006/relationships" xmlns:m="http://schemas.openxmlformats.org/officeDocument/2006/math" xmlns:v="urn:schemas-microsoft-com:vml" xmlns:wp14="http://schemas.microsoft.com/office/word/2010/wordprocessingDrawing" xmlns:wp="http://schemas.openxmlformats.org/drawingml/2006/wordprocessingDrawing" xmlns:w10="urn:schemas-microsoft-com:office:word" xmlns:w="http://schemas.openxmlformats.org/wordprocessingml/2006/main" xmlns:w14="http://schemas.microsoft.com/office/word/2010/wordml" xmlns:w15="http://schemas.microsoft.com/office/word/2012/wordml" xmlns:w16cex="http://schemas.microsoft.com/office/word/2018/wordml/cex" xmlns:w16cid="http://schemas.microsoft.com/office/word/2016/wordml/cid" xmlns:w16="http://schemas.microsoft.com/office/word/2018/wordml" xmlns:w16sdtdh="http://schemas.microsoft.com/office/word/2020/wordml/sdtdatahash" xmlns:w16se="http://schemas.microsoft.com/office/word/2015/wordml/symex" xmlns:wpg="http://schemas.microsoft.com/office/word/2010/wordprocessingGroup" xmlns:wpi="http://schemas.microsoft.com/office/word/2010/wordprocessingInk" xmlns:wne="http://schemas.microsoft.com/office/word/2006/wordml" xmlns:wps="http://schemas.microsoft.com/office/word/2010/wordprocessingShape" mc:Ignorable="w14 w15 w16se w16cid w16 w16cex w16sdtdh wp14">
+<w:hdr xmlns:wpc="http://schemas.microsoft.com/office/word/2010/wordprocessingCanvas" xmlns:cx="http://schemas.microsoft.com/office/drawing/2014/chartex" xmlns:cx1="http://schemas.microsoft.com/office/drawing/2015/9/8/chartex" xmlns:cx2="http://schemas.microsoft.com/office/drawing/2015/10/21/chartex" xmlns:cx3="http://schemas.microsoft.com/office/drawing/2016/5/9/chartex" xmlns:cx4="http://schemas.microsoft.com/office/drawing/2016/5/10/chartex" xmlns:cx5="http://schemas.microsoft.com/office/drawing/2016/5/11/chartex" xmlns:cx6="http://schemas.microsoft.com/office/drawing/2016/5/12/chartex" xmlns:cx7="http://schemas.microsoft.com/office/drawing/2016/5/13/chartex" xmlns:cx8="http://schemas.microsoft.com/office/drawing/2016/5/14/chartex" xmlns:mc="http://schemas.openxmlformats.org/markup-compatibility/2006" xmlns:aink="http://schemas.microsoft.com/office/drawing/2016/ink" xmlns:am3d="http://schemas.microsoft.com/office/drawing/2017/model3d" xmlns:o="urn:schemas-microsoft-com:office:office" xmlns:oel="http://schemas.microsoft.com/office/2019/extlst" xmlns:r="http://schemas.openxmlformats.org/officeDocument/2006/relationships" xmlns:m="http://schemas.openxmlformats.org/officeDocument/2006/math" xmlns:v="urn:schemas-microsoft-com:vml" xmlns:wp14="http://schemas.microsoft.com/office/word/2010/wordprocessingDrawing" xmlns:wp="http://schemas.openxmlformats.org/drawingml/2006/wordprocessingDrawing" xmlns:w10="urn:schemas-microsoft-com:office:word" xmlns:w="http://schemas.openxmlformats.org/wordprocessingml/2006/main" xmlns:w14="http://schemas.microsoft.com/office/word/2010/wordml" xmlns:w15="http://schemas.microsoft.com/office/word/2012/wordml" xmlns:w16cex="http://schemas.microsoft.com/office/word/2018/wordml/cex" xmlns:w16cid="http://schemas.microsoft.com/office/word/2016/wordml/cid" xmlns:w16="http://schemas.microsoft.com/office/word/2018/wordml" xmlns:w16du="http://schemas.microsoft.com/office/word/2023/wordml/word16du" xmlns:w16sdtdh="http://schemas.microsoft.com/office/word/2020/wordml/sdtdatahash" xmlns:w16sdtfl="http://schemas.microsoft.com/office/word/2024/wordml/sdtformatlock" xmlns:w16se="http://schemas.microsoft.com/office/word/2015/wordml/symex" xmlns:wpg="http://schemas.microsoft.com/office/word/2010/wordprocessingGroup" xmlns:wpi="http://schemas.microsoft.com/office/word/2010/wordprocessingInk" xmlns:wne="http://schemas.microsoft.com/office/word/2006/wordml" xmlns:wps="http://schemas.microsoft.com/office/word/2010/wordprocessingShape" mc:Ignorable="w14 w15 w16se w16cid w16 w16cex w16sdtdh w16sdtfl w16du wp14">
   <w:p>
     <w:pPr>
       <w:pStyle w:val="Header"/>
@@ -682,7 +686,7 @@
 </file>
 
 <file path=word/header3.xml><?xml version="1.0" encoding="utf-8"?>
-<w:hdr xmlns:wpc="http://schemas.microsoft.com/office/word/2010/wordprocessingCanvas" xmlns:cx="http://schemas.microsoft.com/office/drawing/2014/chartex" xmlns:cx1="http://schemas.microsoft.com/office/drawing/2015/9/8/chartex" xmlns:cx2="http://schemas.microsoft.com/office/drawing/2015/10/21/chartex" xmlns:cx3="http://schemas.microsoft.com/office/drawing/2016/5/9/chartex" xmlns:cx4="http://schemas.microsoft.com/office/drawing/2016/5/10/chartex" xmlns:cx5="http://schemas.microsoft.com/office/drawing/2016/5/11/chartex" xmlns:cx6="http://schemas.microsoft.com/office/drawing/2016/5/12/chartex" xmlns:cx7="http://schemas.microsoft.com/office/drawing/2016/5/13/chartex" xmlns:cx8="http://schemas.microsoft.com/office/drawing/2016/5/14/chartex" xmlns:mc="http://schemas.openxmlformats.org/markup-compatibility/2006" xmlns:aink="http://schemas.microsoft.com/office/drawing/2016/ink" xmlns:am3d="http://schemas.microsoft.com/office/drawing/2017/model3d" xmlns:o="urn:schemas-microsoft-com:office:office" xmlns:oel="http://schemas.microsoft.com/office/2019/extlst" xmlns:r="http://schemas.openxmlformats.org/officeDocument/2006/relationships" xmlns:m="http://schemas.openxmlformats.org/officeDocument/2006/math" xmlns:v="urn:schemas-microsoft-com:vml" xmlns:wp14="http://schemas.microsoft.com/office/word/2010/wordprocessingDrawing" xmlns:wp="http://schemas.openxmlformats.org/drawingml/2006/wordprocessingDrawing" xmlns:w10="urn:schemas-microsoft-com:office:word" xmlns:w="http://schemas.openxmlformats.org/wordprocessingml/2006/main" xmlns:w14="http://schemas.microsoft.com/office/word/2010/wordml" xmlns:w15="http://schemas.microsoft.com/office/word/2012/wordml" xmlns:w16cex="http://schemas.microsoft.com/office/word/2018/wordml/cex" xmlns:w16cid="http://schemas.microsoft.com/office/word/2016/wordml/cid" xmlns:w16="http://schemas.microsoft.com/office/word/2018/wordml" xmlns:w16sdtdh="http://schemas.microsoft.com/office/word/2020/wordml/sdtdatahash" xmlns:w16se="http://schemas.microsoft.com/office/word/2015/wordml/symex" xmlns:wpg="http://schemas.microsoft.com/office/word/2010/wordprocessingGroup" xmlns:wpi="http://schemas.microsoft.com/office/word/2010/wordprocessingInk" xmlns:wne="http://schemas.microsoft.com/office/word/2006/wordml" xmlns:wps="http://schemas.microsoft.com/office/word/2010/wordprocessingShape" mc:Ignorable="w14 w15 w16se w16cid w16 w16cex w16sdtdh wp14">
+<w:hdr xmlns:wpc="http://schemas.microsoft.com/office/word/2010/wordprocessingCanvas" xmlns:cx="http://schemas.microsoft.com/office/drawing/2014/chartex" xmlns:cx1="http://schemas.microsoft.com/office/drawing/2015/9/8/chartex" xmlns:cx2="http://schemas.microsoft.com/office/drawing/2015/10/21/chartex" xmlns:cx3="http://schemas.microsoft.com/office/drawing/2016/5/9/chartex" xmlns:cx4="http://schemas.microsoft.com/office/drawing/2016/5/10/chartex" xmlns:cx5="http://schemas.microsoft.com/office/drawing/2016/5/11/chartex" xmlns:cx6="http://schemas.microsoft.com/office/drawing/2016/5/12/chartex" xmlns:cx7="http://schemas.microsoft.com/office/drawing/2016/5/13/chartex" xmlns:cx8="http://schemas.microsoft.com/office/drawing/2016/5/14/chartex" xmlns:mc="http://schemas.openxmlformats.org/markup-compatibility/2006" xmlns:aink="http://schemas.microsoft.com/office/drawing/2016/ink" xmlns:am3d="http://schemas.microsoft.com/office/drawing/2017/model3d" xmlns:o="urn:schemas-microsoft-com:office:office" xmlns:oel="http://schemas.microsoft.com/office/2019/extlst" xmlns:r="http://schemas.openxmlformats.org/officeDocument/2006/relationships" xmlns:m="http://schemas.openxmlformats.org/officeDocument/2006/math" xmlns:v="urn:schemas-microsoft-com:vml" xmlns:wp14="http://schemas.microsoft.com/office/word/2010/wordprocessingDrawing" xmlns:wp="http://schemas.openxmlformats.org/drawingml/2006/wordprocessingDrawing" xmlns:w10="urn:schemas-microsoft-com:office:word" xmlns:w="http://schemas.openxmlformats.org/wordprocessingml/2006/main" xmlns:w14="http://schemas.microsoft.com/office/word/2010/wordml" xmlns:w15="http://schemas.microsoft.com/office/word/2012/wordml" xmlns:w16cex="http://schemas.microsoft.com/office/word/2018/wordml/cex" xmlns:w16cid="http://schemas.microsoft.com/office/word/2016/wordml/cid" xmlns:w16="http://schemas.microsoft.com/office/word/2018/wordml" xmlns:w16du="http://schemas.microsoft.com/office/word/2023/wordml/word16du" xmlns:w16sdtdh="http://schemas.microsoft.com/office/word/2020/wordml/sdtdatahash" xmlns:w16sdtfl="http://schemas.microsoft.com/office/word/2024/wordml/sdtformatlock" xmlns:w16se="http://schemas.microsoft.com/office/word/2015/wordml/symex" xmlns:wpg="http://schemas.microsoft.com/office/word/2010/wordprocessingGroup" xmlns:wpi="http://schemas.microsoft.com/office/word/2010/wordprocessingInk" xmlns:wne="http://schemas.microsoft.com/office/word/2006/wordml" xmlns:wps="http://schemas.microsoft.com/office/word/2010/wordprocessingShape" mc:Ignorable="w14 w15 w16se w16cid w16 w16cex w16sdtdh w16sdtfl w16du wp14">
   <w:p>
     <w:pPr>
       <w:pStyle w:val="Header"/>
@@ -691,7 +695,7 @@
     <w:r>
       <w:tab/>
       <w:tab/>
-      <w:t>2026-06-17</w:t>
+      <w:t>2026-06-18</w:t>
       <w:br/>
       <w:br/>
     </w:r>
@@ -708,7 +712,7 @@
 </file>
 
 <file path=word/numbering.xml><?xml version="1.0" encoding="utf-8"?>
-<w:numbering xmlns:wpc="http://schemas.microsoft.com/office/word/2010/wordprocessingCanvas" xmlns:cx="http://schemas.microsoft.com/office/drawing/2014/chartex" xmlns:cx1="http://schemas.microsoft.com/office/drawing/2015/9/8/chartex" xmlns:cx2="http://schemas.microsoft.com/office/drawing/2015/10/21/chartex" xmlns:cx3="http://schemas.microsoft.com/office/drawing/2016/5/9/chartex" xmlns:cx4="http://schemas.microsoft.com/office/drawing/2016/5/10/chartex" xmlns:cx5="http://schemas.microsoft.com/office/drawing/2016/5/11/chartex" xmlns:cx6="http://schemas.microsoft.com/office/drawing/2016/5/12/chartex" xmlns:cx7="http://schemas.microsoft.com/office/drawing/2016/5/13/chartex" xmlns:cx8="http://schemas.microsoft.com/office/drawing/2016/5/14/chartex" xmlns:mc="http://schemas.openxmlformats.org/markup-compatibility/2006" xmlns:aink="http://schemas.microsoft.com/office/drawing/2016/ink" xmlns:am3d="http://schemas.microsoft.com/office/drawing/2017/model3d" xmlns:o="urn:schemas-microsoft-com:office:office" xmlns:oel="http://schemas.microsoft.com/office/2019/extlst" xmlns:r="http://schemas.openxmlformats.org/officeDocument/2006/relationships" xmlns:m="http://schemas.openxmlformats.org/officeDocument/2006/math" xmlns:v="urn:schemas-microsoft-com:vml" xmlns:wp14="http://schemas.microsoft.com/office/word/2010/wordprocessingDrawing" xmlns:wp="http://schemas.openxmlformats.org/drawingml/2006/wordprocessingDrawing" xmlns:w10="urn:schemas-microsoft-com:office:word" xmlns:w="http://schemas.openxmlformats.org/wordprocessingml/2006/main" xmlns:w14="http://schemas.microsoft.com/office/word/2010/wordml" xmlns:w15="http://schemas.microsoft.com/office/word/2012/wordml" xmlns:w16cex="http://schemas.microsoft.com/office/word/2018/wordml/cex" xmlns:w16cid="http://schemas.microsoft.com/office/word/2016/wordml/cid" xmlns:w16="http://schemas.microsoft.com/office/word/2018/wordml" xmlns:w16sdtdh="http://schemas.microsoft.com/office/word/2020/wordml/sdtdatahash" xmlns:w16se="http://schemas.microsoft.com/office/word/2015/wordml/symex" xmlns:wpg="http://schemas.microsoft.com/office/word/2010/wordprocessingGroup" xmlns:wpi="http://schemas.microsoft.com/office/word/2010/wordprocessingInk" xmlns:wne="http://schemas.microsoft.com/office/word/2006/wordml" xmlns:wps="http://schemas.microsoft.com/office/word/2010/wordprocessingShape" mc:Ignorable="w14 w15 w16se w16cid w16 w16cex w16sdtdh wp14">
+<w:numbering xmlns:wpc="http://schemas.microsoft.com/office/word/2010/wordprocessingCanvas" xmlns:cx="http://schemas.microsoft.com/office/drawing/2014/chartex" xmlns:cx1="http://schemas.microsoft.com/office/drawing/2015/9/8/chartex" xmlns:cx2="http://schemas.microsoft.com/office/drawing/2015/10/21/chartex" xmlns:cx3="http://schemas.microsoft.com/office/drawing/2016/5/9/chartex" xmlns:cx4="http://schemas.microsoft.com/office/drawing/2016/5/10/chartex" xmlns:cx5="http://schemas.microsoft.com/office/drawing/2016/5/11/chartex" xmlns:cx6="http://schemas.microsoft.com/office/drawing/2016/5/12/chartex" xmlns:cx7="http://schemas.microsoft.com/office/drawing/2016/5/13/chartex" xmlns:cx8="http://schemas.microsoft.com/office/drawing/2016/5/14/chartex" xmlns:mc="http://schemas.openxmlformats.org/markup-compatibility/2006" xmlns:aink="http://schemas.microsoft.com/office/drawing/2016/ink" xmlns:am3d="http://schemas.microsoft.com/office/drawing/2017/model3d" xmlns:o="urn:schemas-microsoft-com:office:office" xmlns:oel="http://schemas.microsoft.com/office/2019/extlst" xmlns:r="http://schemas.openxmlformats.org/officeDocument/2006/relationships" xmlns:m="http://schemas.openxmlformats.org/officeDocument/2006/math" xmlns:v="urn:schemas-microsoft-com:vml" xmlns:wp14="http://schemas.microsoft.com/office/word/2010/wordprocessingDrawing" xmlns:wp="http://schemas.openxmlformats.org/drawingml/2006/wordprocessingDrawing" xmlns:w10="urn:schemas-microsoft-com:office:word" xmlns:w="http://schemas.openxmlformats.org/wordprocessingml/2006/main" xmlns:w14="http://schemas.microsoft.com/office/word/2010/wordml" xmlns:w15="http://schemas.microsoft.com/office/word/2012/wordml" xmlns:w16cex="http://schemas.microsoft.com/office/word/2018/wordml/cex" xmlns:w16cid="http://schemas.microsoft.com/office/word/2016/wordml/cid" xmlns:w16="http://schemas.microsoft.com/office/word/2018/wordml" xmlns:w16du="http://schemas.microsoft.com/office/word/2023/wordml/word16du" xmlns:w16sdtdh="http://schemas.microsoft.com/office/word/2020/wordml/sdtdatahash" xmlns:w16sdtfl="http://schemas.microsoft.com/office/word/2024/wordml/sdtformatlock" xmlns:w16se="http://schemas.microsoft.com/office/word/2015/wordml/symex" xmlns:wpg="http://schemas.microsoft.com/office/word/2010/wordprocessingGroup" xmlns:wpi="http://schemas.microsoft.com/office/word/2010/wordprocessingInk" xmlns:wne="http://schemas.microsoft.com/office/word/2006/wordml" xmlns:wps="http://schemas.microsoft.com/office/word/2010/wordprocessingShape" mc:Ignorable="w14 w15 w16se w16cid w16 w16cex w16sdtdh w16sdtfl w16du wp14">
   <w:abstractNum w:abstractNumId="0" w15:restartNumberingAfterBreak="0">
     <w:nsid w:val="FFFFFF7C"/>
     <w:multiLevelType w:val="singleLevel"/>
@@ -911,7 +915,7 @@
 </file>
 
 <file path=word/styles.xml><?xml version="1.0" encoding="utf-8"?>
-<w:styles xmlns:mc="http://schemas.openxmlformats.org/markup-compatibility/2006" xmlns:r="http://schemas.openxmlformats.org/officeDocument/2006/relationships" xmlns:w="http://schemas.openxmlformats.org/wordprocessingml/2006/main" xmlns:w14="http://schemas.microsoft.com/office/word/2010/wordml" xmlns:w15="http://schemas.microsoft.com/office/word/2012/wordml" xmlns:w16cex="http://schemas.microsoft.com/office/word/2018/wordml/cex" xmlns:w16cid="http://schemas.microsoft.com/office/word/2016/wordml/cid" xmlns:w16="http://schemas.microsoft.com/office/word/2018/wordml" xmlns:w16sdtdh="http://schemas.microsoft.com/office/word/2020/wordml/sdtdatahash" xmlns:w16se="http://schemas.microsoft.com/office/word/2015/wordml/symex" mc:Ignorable="w14 w15 w16se w16cid w16 w16cex w16sdtdh">
+<w:styles xmlns:mc="http://schemas.openxmlformats.org/markup-compatibility/2006" xmlns:r="http://schemas.openxmlformats.org/officeDocument/2006/relationships" xmlns:w="http://schemas.openxmlformats.org/wordprocessingml/2006/main" xmlns:w14="http://schemas.microsoft.com/office/word/2010/wordml" xmlns:w15="http://schemas.microsoft.com/office/word/2012/wordml" xmlns:w16cex="http://schemas.microsoft.com/office/word/2018/wordml/cex" xmlns:w16cid="http://schemas.microsoft.com/office/word/2016/wordml/cid" xmlns:w16="http://schemas.microsoft.com/office/word/2018/wordml" xmlns:w16du="http://schemas.microsoft.com/office/word/2023/wordml/word16du" xmlns:w16sdtdh="http://schemas.microsoft.com/office/word/2020/wordml/sdtdatahash" xmlns:w16sdtfl="http://schemas.microsoft.com/office/word/2024/wordml/sdtformatlock" xmlns:w16se="http://schemas.microsoft.com/office/word/2015/wordml/symex" mc:Ignorable="w14 w15 w16se w16cid w16 w16cex w16sdtdh w16sdtfl w16du">
   <w:docDefaults>
     <w:rPrDefault>
       <w:rPr>
@@ -1669,7 +1673,7 @@
     <w:link w:val="TitleChar"/>
     <w:uiPriority w:val="10"/>
     <w:qFormat/>
-    <w:rsid w:val="007106C8"/>
+    <w:rsid w:val="00E854FA"/>
     <w:pPr>
       <w:spacing w:after="300" w:line="240" w:lineRule="auto"/>
       <w:contextualSpacing/>
@@ -1679,7 +1683,7 @@
       <w:rFonts w:eastAsiaTheme="majorEastAsia" w:cstheme="majorBidi"/>
       <w:spacing w:val="5"/>
       <w:kern w:val="28"/>
-      <w:sz w:val="52"/>
+      <w:sz w:val="40"/>
       <w:szCs w:val="52"/>
       <w:lang w:val="sv-SE" w:eastAsia="en-US" w:bidi="ar-SA"/>
     </w:rPr>
@@ -1689,12 +1693,12 @@
     <w:basedOn w:val="DefaultParagraphFont"/>
     <w:link w:val="Title"/>
     <w:uiPriority w:val="10"/>
-    <w:rsid w:val="007106C8"/>
+    <w:rsid w:val="00E854FA"/>
     <w:rPr>
       <w:rFonts w:ascii="Times New Roman" w:eastAsiaTheme="majorEastAsia" w:hAnsi="Times New Roman" w:cstheme="majorBidi"/>
       <w:spacing w:val="5"/>
       <w:kern w:val="28"/>
-      <w:sz w:val="52"/>
+      <w:sz w:val="40"/>
       <w:szCs w:val="52"/>
       <w:lang w:val="sv-SE" w:eastAsia="en-US" w:bidi="ar-SA"/>
     </w:rPr>

--- a/klagomål/A 10792-2026 FSC-klagomål.docx
+++ b/klagomål/A 10792-2026 FSC-klagomål.docx
@@ -695,7 +695,7 @@
     <w:r>
       <w:tab/>
       <w:tab/>
-      <w:t>2026-06-18</w:t>
+      <w:t>2026-06-19</w:t>
       <w:br/>
       <w:br/>
     </w:r>

--- a/klagomål/A 10792-2026 FSC-klagomål.docx
+++ b/klagomål/A 10792-2026 FSC-klagomål.docx
@@ -695,7 +695,7 @@
     <w:r>
       <w:tab/>
       <w:tab/>
-      <w:t>2026-06-19</w:t>
+      <w:t>2026-06-20</w:t>
       <w:br/>
       <w:br/>
     </w:r>

--- a/klagomål/A 10792-2026 FSC-klagomål.docx
+++ b/klagomål/A 10792-2026 FSC-klagomål.docx
@@ -168,38 +168,7 @@
     </w:p>
     <w:p>
       <w:r>
-        <w:t>Detta dokument behandlar höga naturvärden i avverkningsanmälan A 10792-2026 i Sollefteå kommun som inkom 2026-02-25 och omfattar 2,4 ha.</w:t>
-      </w:r>
-    </w:p>
-    <w:p>
-      <w:r>
-        <w:t>Nedan presenteras fynd av naturvårdsarter som gjorts i det avverkningsanmälda området, samt relevanta utdrag ur standarderna för FSC, Chain of Custody, Controlled Wood och PEFC.</w:t>
-      </w:r>
-    </w:p>
-    <w:p>
-      <w:r>
-        <w:t>Vi förväntar oss att ni återkommer med ett skriftligt svar på vårt klagomål och även beskriver vilka korrigerande åtgärder ni satt in för att rätta till identifierade brister i er efterlevnad av den svenska FSC standarden.</w:t>
-      </w:r>
-    </w:p>
-    <w:p>
-      <w:pPr>
-        <w:pStyle w:val="Heading1"/>
-      </w:pPr>
-      <w:r>
-        <w:t>Naturvårdsarter</w:t>
-      </w:r>
-    </w:p>
-    <w:p>
-      <w:r>
-        <w:t>I avverkningsanmälan har följande 2 naturvårdsarter hittats: garnlav (VU, T) och mindre barkplattbagge (VU). Av dessa är 2 rödlistade. För rödlistade arter har rödlistekategorin angivits inom parentes. Typiska arter inom Natura 2000 som är kopplade till skogsekosystem har markerats med (T).</w:t>
-      </w:r>
-    </w:p>
-    <w:p>
-      <w:r>
-        <w:t>De påträffade naturvårdsarterna är ett tydligt kvitto på att det rör sig om en skog med höga naturvärden.</w:t>
-      </w:r>
-      <w:r>
-        <w:t xml:space="preserve"> I Figur 1 visas fyndplatser för naturvårdsarter i området, som finns registrerade på Artportalen.</w:t>
+        <w:t>Detta klagomål behandlar höga naturvärden i avverkningsanmälan A 10792-2026 i Sollefteå kommun som inkom 2026-02-25 och omfattar 2,4 ha.</w:t>
       </w:r>
     </w:p>
     <w:p>
@@ -247,7 +216,35 @@
         <w:spacing w:after="240"/>
       </w:pPr>
       <w:r>
-        <w:t>Figur 1. Fyndplatser för naturvårdsarter i avverkningsanmälan (röd linje). Markörer utan svart kant är placerade på fyndplatsen. Markörer med svart kant är placerade vid sidan av fyndplatsen och har ett svart streck som visar fyndplatsens exakta position. Kartans mittpunktskoordinat är N 7020955, E 604719 i SWEREF 99 TM.</w:t>
+        <w:t>Figur 1. Fyndplatser för naturvårdsarter i avverkningsanmälan. Markörer utan svart kant är placerade på fyndplatsen. Markörer med svart kant är placerade vid sidan av fyndplatsen har ett svart streck som visar fyndplatsens exakta position. Kartans mittpunktskoordinat är N 7020955, E 604719 i SWEREF 99 TM.</w:t>
+      </w:r>
+    </w:p>
+    <w:p>
+      <w:r>
+        <w:t>I avverkningsanmälan finns fynd av 2 naturvårdsarter, varav 2 är rödlistade och 1 är typisk (T): garnlav (VU, T) och mindre barkplattbagge (VU). Se Figur 1.</w:t>
+      </w:r>
+    </w:p>
+    <w:p>
+      <w:r>
+        <w:t>Nedan presenteras relevanta utdrag ur standarderna för FSC, Chain of Custody, Controlled Wood och PEFC.</w:t>
+      </w:r>
+    </w:p>
+    <w:p>
+      <w:r>
+        <w:t>Vi förväntar oss att ni återkommer med ett skriftligt svar på vårt klagomål och även beskriver vilka korrigerande åtgärder ni satt in för att rätta till identifierade brister i er efterlevnad av den svenska FSC standarden.</w:t>
+      </w:r>
+    </w:p>
+    <w:p>
+      <w:pPr>
+        <w:pStyle w:val="Heading1"/>
+      </w:pPr>
+      <w:r>
+        <w:t>Naturvårdsarter och fridlysta arter</w:t>
+      </w:r>
+    </w:p>
+    <w:p>
+      <w:r>
+        <w:t>Nedan följer beskrivningar av de naturvårdsarter och fridlysta arter som har sina livsmiljöer och växtplatser i den avverkningsanmälda skogen. De påträffade naturvårdsarterna är ett tydligt kvitto på att det rör sig om en skog med höga naturvärden.</w:t>
       </w:r>
     </w:p>
     <w:p>
@@ -695,7 +692,7 @@
     <w:r>
       <w:tab/>
       <w:tab/>
-      <w:t>2026-06-20</w:t>
+      <w:t>2026-06-21</w:t>
       <w:br/>
       <w:br/>
     </w:r>

--- a/klagomål/A 10792-2026 FSC-klagomål.docx
+++ b/klagomål/A 10792-2026 FSC-klagomål.docx
@@ -692,7 +692,7 @@
     <w:r>
       <w:tab/>
       <w:tab/>
-      <w:t>2026-06-21</w:t>
+      <w:t>2026-06-22</w:t>
       <w:br/>
       <w:br/>
     </w:r>

--- a/klagomål/A 10792-2026 FSC-klagomål.docx
+++ b/klagomål/A 10792-2026 FSC-klagomål.docx
@@ -692,7 +692,7 @@
     <w:r>
       <w:tab/>
       <w:tab/>
-      <w:t>2026-06-22</w:t>
+      <w:t>2026-06-23</w:t>
       <w:br/>
       <w:br/>
     </w:r>

--- a/klagomål/A 10792-2026 FSC-klagomål.docx
+++ b/klagomål/A 10792-2026 FSC-klagomål.docx
@@ -692,7 +692,7 @@
     <w:r>
       <w:tab/>
       <w:tab/>
-      <w:t>2026-06-23</w:t>
+      <w:t>2026-06-24</w:t>
       <w:br/>
       <w:br/>
     </w:r>

--- a/klagomål/A 10792-2026 FSC-klagomål.docx
+++ b/klagomål/A 10792-2026 FSC-klagomål.docx
@@ -692,7 +692,7 @@
     <w:r>
       <w:tab/>
       <w:tab/>
-      <w:t>2026-06-24</w:t>
+      <w:t>2026-06-25</w:t>
       <w:br/>
       <w:br/>
     </w:r>

--- a/klagomål/A 10792-2026 FSC-klagomål.docx
+++ b/klagomål/A 10792-2026 FSC-klagomål.docx
@@ -692,7 +692,7 @@
     <w:r>
       <w:tab/>
       <w:tab/>
-      <w:t>2026-06-25</w:t>
+      <w:t>2026-06-26</w:t>
       <w:br/>
       <w:br/>
     </w:r>

--- a/klagomål/A 10792-2026 FSC-klagomål.docx
+++ b/klagomål/A 10792-2026 FSC-klagomål.docx
@@ -216,12 +216,12 @@
         <w:spacing w:after="240"/>
       </w:pPr>
       <w:r>
-        <w:t>Figur 1. Fyndplatser för naturvårdsarter i avverkningsanmälan. Markörer utan svart kant är placerade på fyndplatsen. Markörer med svart kant är placerade vid sidan av fyndplatsen har ett svart streck som visar fyndplatsens exakta position. Kartans mittpunktskoordinat är N 7020955, E 604719 i SWEREF 99 TM.</w:t>
+        <w:t>Figur 1. Fyndplatser för naturvårdsarter i och inom 22 meter från avverkningsanmälan. Markörer utan svart kant är placerade på fyndplatsen. Markörer med svart kant är placerade vid sidan av fyndplatsen har ett svart streck som visar fyndplatsens exakta position. Kartans mittpunktskoordinat är N 7020955, E 604719 i SWEREF 99 TM.</w:t>
       </w:r>
     </w:p>
     <w:p>
       <w:r>
-        <w:t>I avverkningsanmälan finns fynd av 2 naturvårdsarter, varav 2 är rödlistade och 1 är typisk (T): garnlav (VU, T) och mindre barkplattbagge (VU). Se Figur 1.</w:t>
+        <w:t>I och inom 22 meter från avverkningsanmälan finns fynd av 12 naturvårdsarter, varav 8 är rödlistade, 10 är typiska (T) och 2 är signalarter (S): garnlav (VU, T), mindre barkplattbagge (VU), dvärgbägarlav (NT, T), kolflarnlav (NT, T), lunglav (NT, T), mörk kolflarnlav (NT), rosenticka (NT, T), ullticka (NT, T), luddlav (S, T), nästlav (S, T), ekbräken (T) och linnea (T). Se Figur 1.</w:t>
       </w:r>
     </w:p>
     <w:p>
@@ -244,7 +244,7 @@
     </w:p>
     <w:p>
       <w:r>
-        <w:t>Nedan följer beskrivningar av de naturvårdsarter och fridlysta arter som har sina livsmiljöer och växtplatser i den avverkningsanmälda skogen. De påträffade naturvårdsarterna är ett tydligt kvitto på att det rör sig om en skog med höga naturvärden.</w:t>
+        <w:t>Nedan följer beskrivningar av de naturvårdsarter och fridlysta arter som har sina livsmiljöer och växtplatser i den avverkningsanmälda skogen. Se även ytterligare artfakta i BILAGA 1. De påträffade naturvårdsarterna är ett tydligt kvitto på att det rör sig om en skog med höga naturvärden.</w:t>
       </w:r>
     </w:p>
     <w:p>
@@ -285,6 +285,296 @@
       </w:r>
       <w:r>
         <w:t>påträffas främst i gamla, senvuxna lavgranskogar med rikligt av död ved. Dess larvutveckling sker under barken på granlågor med tunn bark (barktjocklek 1–6 mm), ofta i toppartiet av granlågor. Arten hotas av storskaligt skogsbruk, då det ofta medför minskad tillgång på granlågor, ändrat trädslagsval och snabbare omloppstid. Naturskogsliknande granbestånd med riklig förekomst av lågor bör undantas från skogsbruk (SLU Artdatabanken, 2024).</w:t>
+      </w:r>
+    </w:p>
+    <w:p>
+      <w:r>
+        <w:rPr>
+          <w:b/>
+        </w:rPr>
+        <w:t>Dvärgbägarlav (NT)</w:t>
+      </w:r>
+      <w:r>
+        <w:t xml:space="preserve"> förekommer över hela Sverige på gammal hård ved, huvudsakligen på tall men i södra Sverige även på ek. Veden utgörs framförallt av grova stubbar, lågor och grenar. Substratet har blivit sällsyntare och nybildning av substrat sker bara i begränsad omfattning. Arten hotas av att grova lågor blir allt sällsyntare i dagens kulturskogar samt att nybildningen av lämpliga substrat går mycket långsamt. En riklig tillgång på gamla tall- eller eklågor måste säkerställas på artens lokaler. Dvärgbägarlav är typisk art för </w:t>
+      </w:r>
+      <w:r>
+        <w:rPr>
+          <w:i/>
+        </w:rPr>
+        <w:t>9010 Taiga</w:t>
+      </w:r>
+      <w:r>
+        <w:t xml:space="preserve"> (SLU Artdatabanken, 2024; Nitare &amp; Skogsstyrelsen, 2019).</w:t>
+      </w:r>
+    </w:p>
+    <w:p>
+      <w:r>
+        <w:rPr>
+          <w:b/>
+        </w:rPr>
+        <w:t>Kolflarnlav (NT)</w:t>
+      </w:r>
+      <w:r>
+        <w:t xml:space="preserve"> är brandberoende och växer nästan uteslutande på kolad hård kärnved av tall. Etableringen verkar ske först 100–300 år efter brand och nytt substrat nybildas i mycket begränsad omfattning. Avverkning av tallskog av naturskogskaraktär med spår av återkommande bränder är ett hot och mängden lämplig ved att växa på för arten minskar dels på grund av naturlig nedbrytning men framförallt på grund av att det förstörs i samband med slutavverkningar, gallringar och markberedning. Såväl kolflarnlav som mörk kolflarnlav har glänsande bålfjäll och förekommer främst i tall- och blandbarrskogar av naturskogskaraktär med spår av återkommande bränder. Skogar som dessa hyser höga biologiska värden och bör skyddas. Kolflarnlav är typisk art för </w:t>
+      </w:r>
+      <w:r>
+        <w:rPr>
+          <w:i/>
+        </w:rPr>
+        <w:t>9010 Taiga</w:t>
+      </w:r>
+      <w:r>
+        <w:t xml:space="preserve"> (SLU Artdatabanken, 2024).</w:t>
+      </w:r>
+    </w:p>
+    <w:p>
+      <w:r>
+        <w:rPr>
+          <w:b/>
+        </w:rPr>
+        <w:t>Lunglav (NT)</w:t>
+      </w:r>
+      <w:r>
+        <w:t xml:space="preserve"> är en av vårt lands främsta signalarter som överallt indikerar gamla lövträd, skogsbestånd med höga naturvärden och ekosystem med långskoglig kontinuitet. Lokalt kan förekomsten vara mycket riklig men den hittas nästan enbart i gamla och ej slutavverkade skogar. Artens samtliga förekomster bör uppmärksammas från naturvårdssynpunkt, då många lokaler även hyser andra ovanliga och rödlistade arter. Rikliga förekomster bör skyddas med biotopskydd, frivilliga avsättningar eller reservat. På lunglav kan de sällsynta lavparasiterna lunglavshårprick (CR), </w:t>
+      </w:r>
+      <w:r>
+        <w:rPr>
+          <w:i/>
+        </w:rPr>
+        <w:t>Abrothallus diederichii</w:t>
+      </w:r>
+      <w:r>
+        <w:t xml:space="preserve"> (VU), </w:t>
+      </w:r>
+      <w:r>
+        <w:rPr>
+          <w:i/>
+        </w:rPr>
+        <w:t>Abrothallus lobariae</w:t>
+      </w:r>
+      <w:r>
+        <w:t xml:space="preserve"> (VU), </w:t>
+      </w:r>
+      <w:r>
+        <w:rPr>
+          <w:i/>
+        </w:rPr>
+        <w:t>Calycina lobariae</w:t>
+      </w:r>
+      <w:r>
+        <w:t xml:space="preserve"> (VU), lunglavsknapp (VU) och skrovelmössing (VU) påträffas. Lunglav är typisk art för </w:t>
+      </w:r>
+      <w:r>
+        <w:rPr>
+          <w:i/>
+        </w:rPr>
+        <w:t>9010 Taiga, 9020 Nordlig ädellövskog, 9110 Näringsfattig bokskog, 9130 Näringsrik bokskog, 9160 Näringsrik ekskog, 9180 Ädellövskog i branter, 9190 Näringsfattig ekskog, 9070 Trädklädd betesmark, 9040 Fjällbjörkskog</w:t>
+      </w:r>
+      <w:r>
+        <w:t xml:space="preserve"> och</w:t>
+      </w:r>
+      <w:r>
+        <w:rPr>
+          <w:i/>
+        </w:rPr>
+        <w:t xml:space="preserve"> 6530 Lövängar</w:t>
+      </w:r>
+      <w:r>
+        <w:t xml:space="preserve"> (SLU Artdatabanken, 2026; Nitare &amp; Skogsstyrelsen, 2019).</w:t>
+      </w:r>
+    </w:p>
+    <w:p>
+      <w:r>
+        <w:rPr>
+          <w:b/>
+        </w:rPr>
+        <w:t>Mörk kolflarnlav (NT)</w:t>
+      </w:r>
+      <w:r>
+        <w:t xml:space="preserve"> är brandberoende och växer nästan uteslutande på kolad hård kärnved av tall. Arten förekommer främst i glesa, öppna tall- och blandbarrskogar av naturskogskaraktär och etableringen verkar ske sent efter brand, kanske först efter 100–300 år. Mörk kolflarnlav indikerar skog med höga naturvärden och vanligast är att den påträffas på rester av nedbrunna torrakor och högstubbar och lågstubbar som är så grova att hela innandömet är urbränt. Tall- och blandbarrskogar av naturskogskaraktär med spår av återkommande bränder hyser höga biologiska värden och bör skyddas (SLU Artdatabanken, 2024).</w:t>
+      </w:r>
+    </w:p>
+    <w:p>
+      <w:r>
+        <w:rPr>
+          <w:b/>
+        </w:rPr>
+        <w:t>Rosenticka (NT)</w:t>
+      </w:r>
+      <w:r>
+        <w:t xml:space="preserve">, rödlistad som nära hotad, ingår i en karaktäristisk association av vedsvampar som växer på gamla, grova granlågor i urskogsartade barrskogar. Den är placerad i toppen av Skogsstyrelsens värdepyramid för bedömning av skog med höga naturvärden och indikerar ett granskogsekosystem med långvarig kontinuitet av grova lågor. Artens beroende av grova granlågor innebär att alla skogsskötselåtgärder på eller i omedelbar närhet av lokalerna utgör ett hot på lång sikt. Det är angeläget att populationerna inte ytterligare glesas ut och ett tillräckligt antal områden där arten nu finns måste sparas för framtiden. Rosenticka är typisk art för </w:t>
+      </w:r>
+      <w:r>
+        <w:rPr>
+          <w:i/>
+        </w:rPr>
+        <w:t xml:space="preserve">9010 Taiga </w:t>
+      </w:r>
+      <w:r>
+        <w:t xml:space="preserve">och </w:t>
+      </w:r>
+      <w:r>
+        <w:rPr>
+          <w:i/>
+        </w:rPr>
+        <w:t>9050 Näringsrik granskog</w:t>
+      </w:r>
+      <w:r>
+        <w:t xml:space="preserve"> (Nitare &amp; Skogsstyrelsen, 2019; SLU Artdatabanken, 2024).</w:t>
+      </w:r>
+    </w:p>
+    <w:p>
+      <w:r>
+        <w:rPr>
+          <w:b/>
+        </w:rPr>
+        <w:t>Ullticka (NT)</w:t>
+      </w:r>
+      <w:r>
+        <w:t xml:space="preserve"> är knuten till restbestånd av barrnaturskog och förekommer med ett tydligt optimum i orörda eller måttligt påverkade gamla granskogar där det föreligger viss kontinuitet av grov död ved. Ullticka är en bra signalart inom hela sitt utbredningsområde och i södra Sverige är den sällsynt och en god signalart för skyddsvärda granskogsmiljöer. Den hotas av avverkning och fragmentering av naturskog och äldre granskog med lång trädkontinuitet. På ullticka kan ibland ulltickeporing (VU) påträffas - det är en sällsynt ticka som nyligen delats upp i de tre olika arterna ulltickeporing </w:t>
+      </w:r>
+      <w:r>
+        <w:rPr>
+          <w:i/>
+        </w:rPr>
+        <w:t xml:space="preserve">Skeletocutis brevispora </w:t>
+      </w:r>
+      <w:r>
+        <w:t>(VU)</w:t>
+      </w:r>
+      <w:r>
+        <w:rPr>
+          <w:i/>
+        </w:rPr>
+        <w:t>, Skeletocutis delicata</w:t>
+      </w:r>
+      <w:r>
+        <w:t xml:space="preserve"> (VU)</w:t>
+      </w:r>
+      <w:r>
+        <w:rPr>
+          <w:i/>
+        </w:rPr>
+        <w:t xml:space="preserve"> och Skeletocutis exilis</w:t>
+      </w:r>
+      <w:r>
+        <w:t xml:space="preserve"> (NT). Ullticka är typisk art för </w:t>
+      </w:r>
+      <w:r>
+        <w:rPr>
+          <w:i/>
+        </w:rPr>
+        <w:t xml:space="preserve">9010 Taiga, 9050 Näringsrik granskog </w:t>
+      </w:r>
+      <w:r>
+        <w:t xml:space="preserve">och </w:t>
+      </w:r>
+      <w:r>
+        <w:rPr>
+          <w:i/>
+        </w:rPr>
+        <w:t>9030 Landhöjningsskog</w:t>
+      </w:r>
+      <w:r>
+        <w:t xml:space="preserve"> (SLU Artdatabanken, 2026; Nitare &amp; Skogsstyrelsen, 2019; Miettinen &amp; Niemelä, 2018).</w:t>
+      </w:r>
+    </w:p>
+    <w:p>
+      <w:r>
+        <w:rPr>
+          <w:b/>
+        </w:rPr>
+        <w:t>Luddlav</w:t>
+      </w:r>
+      <w:r>
+        <w:t xml:space="preserve"> signalerar lång skoglig kontinuitet med ett stabilt lokal- och mikroklimat med hög och jämn fuktighet. Luddlav är typisk art för </w:t>
+      </w:r>
+      <w:r>
+        <w:rPr>
+          <w:i/>
+        </w:rPr>
+        <w:t>9010 Taiga,</w:t>
+      </w:r>
+      <w:r>
+        <w:t xml:space="preserve"> </w:t>
+      </w:r>
+      <w:r>
+        <w:rPr>
+          <w:i/>
+        </w:rPr>
+        <w:t xml:space="preserve">9020 Nordlig ädellövskog, 9070 Trädklädd betesmark, 9110 Näringsfattig bokskog, 9180 Ädellövskog i branter </w:t>
+      </w:r>
+      <w:r>
+        <w:t>och</w:t>
+      </w:r>
+      <w:r>
+        <w:rPr>
+          <w:i/>
+        </w:rPr>
+        <w:t xml:space="preserve"> 9190 Näringsfattig ekskog </w:t>
+      </w:r>
+      <w:r>
+        <w:t>(Nitare &amp; Skogsstyrelsen, 2019; SLU Artdatabanken, 2025).</w:t>
+      </w:r>
+    </w:p>
+    <w:p>
+      <w:r>
+        <w:rPr>
+          <w:b/>
+        </w:rPr>
+        <w:t>Nästlav</w:t>
+      </w:r>
+      <w:r>
+        <w:t xml:space="preserve"> indikerar söder om den naturliga norrlandsgränsen äldre barrskogsområden med höga naturvärden där andra ovanliga nordliga barrskogsarter kan påträffas. Nästlav är typisk art för </w:t>
+      </w:r>
+      <w:r>
+        <w:rPr>
+          <w:i/>
+        </w:rPr>
+        <w:t xml:space="preserve">9010 Taiga </w:t>
+      </w:r>
+      <w:r>
+        <w:t>(Nitare &amp; Skogsstyrelsen, 2019; SLU Artdatabanken, 2025).</w:t>
+      </w:r>
+    </w:p>
+    <w:p>
+      <w:r>
+        <w:rPr>
+          <w:b/>
+        </w:rPr>
+        <w:t xml:space="preserve">Ekbräken </w:t>
+      </w:r>
+      <w:r>
+        <w:t xml:space="preserve">är typisk art för </w:t>
+      </w:r>
+      <w:r>
+        <w:rPr>
+          <w:i/>
+        </w:rPr>
+        <w:t>9050 Näringsrik granskog</w:t>
+      </w:r>
+      <w:r>
+        <w:t xml:space="preserve"> (SLU Artdatabanken, 2025).</w:t>
+      </w:r>
+    </w:p>
+    <w:p>
+      <w:r>
+        <w:rPr>
+          <w:b/>
+        </w:rPr>
+        <w:t xml:space="preserve">Linnea </w:t>
+      </w:r>
+      <w:r>
+        <w:t xml:space="preserve">är typisk art för </w:t>
+      </w:r>
+      <w:r>
+        <w:rPr>
+          <w:i/>
+        </w:rPr>
+        <w:t>9010 Taiga</w:t>
+      </w:r>
+      <w:r>
+        <w:t>. På linnea kan man hitta sporsäcksvampen linnealudd (SLU Artdatabanken, 2025).</w:t>
       </w:r>
     </w:p>
     <w:p>
@@ -377,7 +667,7 @@
         <w:rPr>
           <w:i/>
         </w:rPr>
-        <w:t>I det avverkningsanmälda skogsområdet har 2 naturvårdsarter varav 2 rödlistade arter sina livsmiljöer och växtplatser.</w:t>
+        <w:t>I det avverkningsanmälda skogsområdet har 12 naturvårdsarter varav 8 rödlistade arter sina livsmiljöer och växtplatser.</w:t>
       </w:r>
     </w:p>
     <w:p>
@@ -562,6 +852,118 @@
           <w:i/>
         </w:rPr>
         <w:t>I den avverkningsanmälda skogen har fridlysta arter sina livsmiljöer och växtplatser. Att skada de fridlysta arternas livsmiljöer, växtplatser eller ekologiska funktion är inte tillåtet enligt artskyddsförordningen</w:t>
+      </w:r>
+    </w:p>
+    <w:p>
+      <w:r>
+        <w:br w:type="page"/>
+      </w:r>
+    </w:p>
+    <w:p>
+      <w:pPr>
+        <w:pStyle w:val="Title"/>
+      </w:pPr>
+      <w:r>
+        <w:t>BILAGA 1 – Rödlistade arter</w:t>
+      </w:r>
+    </w:p>
+    <w:p>
+      <w:pPr>
+        <w:pStyle w:val="Heading1"/>
+      </w:pPr>
+      <w:r>
+        <w:t>Lunglav – ekologi samt krav på livsmiljön</w:t>
+      </w:r>
+    </w:p>
+    <w:p>
+      <w:r>
+        <w:t xml:space="preserve">Lunglav (NT) är en av vårt lands främsta signalarter som överallt indikerar gamla lövträd, skogsbestånd med höga naturvärden och ekosystem med lång skoglig kontinuitet. Lokalt kan förekomsten vara mycket riklig men den hittas nästan enbart i gamla och ej slutavverkade skogar. Artens samtliga förekomster bör uppmärksammas från naturvårdssynpunkt, då många lokaler även hyser andra ovanliga och rödlistade arter, däribland de sällsynta lavparasiterna lunglavshårprick (CR), </w:t>
+      </w:r>
+      <w:r>
+        <w:rPr>
+          <w:i/>
+        </w:rPr>
+        <w:t>Abrothallus diederichii</w:t>
+      </w:r>
+      <w:r>
+        <w:t xml:space="preserve"> (VU), </w:t>
+      </w:r>
+      <w:r>
+        <w:rPr>
+          <w:i/>
+        </w:rPr>
+        <w:t>Abrothallus lobariae</w:t>
+      </w:r>
+      <w:r>
+        <w:t xml:space="preserve"> (VU), </w:t>
+      </w:r>
+      <w:r>
+        <w:rPr>
+          <w:i/>
+        </w:rPr>
+        <w:t>Calycina lobariae</w:t>
+      </w:r>
+      <w:r>
+        <w:t xml:space="preserve"> (VU), lunglavsknapp (VU) och skrovelmössing (VU), som växer på lunglav. Rikliga förekomster med lunglav bör skyddas med biotopskydd, frivilliga avsättningar eller reservat (SLU Artdatabanken, 2026; Nitare &amp; Skogsstyrelsen, 2019).</w:t>
+      </w:r>
+    </w:p>
+    <w:p>
+      <w:r>
+        <w:t xml:space="preserve">Lunglav är typisk art för </w:t>
+      </w:r>
+      <w:r>
+        <w:rPr>
+          <w:i/>
+        </w:rPr>
+        <w:t>9010 Taiga, 9020 Nordlig ädellövskog, 9110 Näringsfattig bokskog, 9130 Näringsrik bokskog, 9160 Näringsrik ekskog, 9180 Ädellövskog i branter, 9190 Näringsfattig ekskog, 9070 Trädklädd betesmark, 9040 Fjällbjörkskog</w:t>
+      </w:r>
+      <w:r>
+        <w:t xml:space="preserve"> och</w:t>
+      </w:r>
+      <w:r>
+        <w:rPr>
+          <w:i/>
+        </w:rPr>
+        <w:t xml:space="preserve"> 6530 Lövängar</w:t>
+      </w:r>
+      <w:r>
+        <w:t xml:space="preserve"> (SLU Artdatabanken, 2026).</w:t>
+      </w:r>
+    </w:p>
+    <w:p>
+      <w:pPr>
+        <w:pStyle w:val="Heading2"/>
+      </w:pPr>
+      <w:r>
+        <w:t>Referenser – lunglav</w:t>
+      </w:r>
+    </w:p>
+    <w:p>
+      <w:r>
+        <w:t xml:space="preserve">Nitare, J. och Skogsstyrelsen, 2019. </w:t>
+      </w:r>
+      <w:r>
+        <w:rPr>
+          <w:i/>
+        </w:rPr>
+        <w:t xml:space="preserve">Skyddsvärd skog – Naturvårdsarter och andra kriterier för naturvärdesbedömning. </w:t>
+      </w:r>
+      <w:r>
+        <w:t>Skogsstyrelsen.</w:t>
+      </w:r>
+    </w:p>
+    <w:p>
+      <w:r>
+        <w:t xml:space="preserve">SLU Artdatabanken, 2026. </w:t>
+      </w:r>
+      <w:r>
+        <w:rPr>
+          <w:i/>
+        </w:rPr>
+        <w:t xml:space="preserve">Artfaktablad. Naturvård – artfakta. </w:t>
+      </w:r>
+      <w:r>
+        <w:t>SLU Artdatabanken, Uppsala.</w:t>
       </w:r>
     </w:p>
     <w:sectPr>
@@ -692,7 +1094,7 @@
     <w:r>
       <w:tab/>
       <w:tab/>
-      <w:t>2026-06-26</w:t>
+      <w:t>2026-06-27</w:t>
       <w:br/>
       <w:br/>
     </w:r>

--- a/klagomål/A 10792-2026 FSC-klagomål.docx
+++ b/klagomål/A 10792-2026 FSC-klagomål.docx
@@ -1094,7 +1094,7 @@
     <w:r>
       <w:tab/>
       <w:tab/>
-      <w:t>2026-06-27</w:t>
+      <w:t>2026-06-28</w:t>
       <w:br/>
       <w:br/>
     </w:r>

--- a/klagomål/A 10792-2026 FSC-klagomål.docx
+++ b/klagomål/A 10792-2026 FSC-klagomål.docx
@@ -1094,7 +1094,7 @@
     <w:r>
       <w:tab/>
       <w:tab/>
-      <w:t>2026-06-28</w:t>
+      <w:t>2026-06-29</w:t>
       <w:br/>
       <w:br/>
     </w:r>

--- a/klagomål/A 10792-2026 FSC-klagomål.docx
+++ b/klagomål/A 10792-2026 FSC-klagomål.docx
@@ -1094,7 +1094,7 @@
     <w:r>
       <w:tab/>
       <w:tab/>
-      <w:t>2026-06-29</w:t>
+      <w:t>2026-06-30</w:t>
       <w:br/>
       <w:br/>
     </w:r>

--- a/klagomål/A 10792-2026 FSC-klagomål.docx
+++ b/klagomål/A 10792-2026 FSC-klagomål.docx
@@ -1094,7 +1094,7 @@
     <w:r>
       <w:tab/>
       <w:tab/>
-      <w:t>2026-06-30</w:t>
+      <w:t>2026-07-01</w:t>
       <w:br/>
       <w:br/>
     </w:r>

--- a/klagomål/A 10792-2026 FSC-klagomål.docx
+++ b/klagomål/A 10792-2026 FSC-klagomål.docx
@@ -1094,7 +1094,7 @@
     <w:r>
       <w:tab/>
       <w:tab/>
-      <w:t>2026-07-13</w:t>
+      <w:t>2026-07-14</w:t>
       <w:br/>
       <w:br/>
     </w:r>

--- a/klagomål/A 10792-2026 FSC-klagomål.docx
+++ b/klagomål/A 10792-2026 FSC-klagomål.docx
@@ -1094,7 +1094,7 @@
     <w:r>
       <w:tab/>
       <w:tab/>
-      <w:t>2026-07-14</w:t>
+      <w:t>2026-07-15</w:t>
       <w:br/>
       <w:br/>
     </w:r>

--- a/klagomål/A 10792-2026 FSC-klagomål.docx
+++ b/klagomål/A 10792-2026 FSC-klagomål.docx
@@ -1094,7 +1094,7 @@
     <w:r>
       <w:tab/>
       <w:tab/>
-      <w:t>2026-07-15</w:t>
+      <w:t>2026-07-16</w:t>
       <w:br/>
       <w:br/>
     </w:r>

--- a/klagomål/A 10792-2026 FSC-klagomål.docx
+++ b/klagomål/A 10792-2026 FSC-klagomål.docx
@@ -1094,7 +1094,7 @@
     <w:r>
       <w:tab/>
       <w:tab/>
-      <w:t>2026-07-16</w:t>
+      <w:t>2026-07-17</w:t>
       <w:br/>
       <w:br/>
     </w:r>

--- a/klagomål/A 10792-2026 FSC-klagomål.docx
+++ b/klagomål/A 10792-2026 FSC-klagomål.docx
@@ -1094,7 +1094,7 @@
     <w:r>
       <w:tab/>
       <w:tab/>
-      <w:t>2026-07-17</w:t>
+      <w:t>2026-07-18</w:t>
       <w:br/>
       <w:br/>
     </w:r>

--- a/klagomål/A 10792-2026 FSC-klagomål.docx
+++ b/klagomål/A 10792-2026 FSC-klagomål.docx
@@ -1094,7 +1094,7 @@
     <w:r>
       <w:tab/>
       <w:tab/>
-      <w:t>2026-07-18</w:t>
+      <w:t>2026-07-19</w:t>
       <w:br/>
       <w:br/>
     </w:r>

--- a/klagomål/A 10792-2026 FSC-klagomål.docx
+++ b/klagomål/A 10792-2026 FSC-klagomål.docx
@@ -1094,7 +1094,7 @@
     <w:r>
       <w:tab/>
       <w:tab/>
-      <w:t>2026-07-19</w:t>
+      <w:t>2026-07-20</w:t>
       <w:br/>
       <w:br/>
     </w:r>

--- a/klagomål/A 10792-2026 FSC-klagomål.docx
+++ b/klagomål/A 10792-2026 FSC-klagomål.docx
@@ -1094,7 +1094,7 @@
     <w:r>
       <w:tab/>
       <w:tab/>
-      <w:t>2026-07-20</w:t>
+      <w:t>2026-07-21</w:t>
       <w:br/>
       <w:br/>
     </w:r>

--- a/klagomål/A 10792-2026 FSC-klagomål.docx
+++ b/klagomål/A 10792-2026 FSC-klagomål.docx
@@ -1094,7 +1094,7 @@
     <w:r>
       <w:tab/>
       <w:tab/>
-      <w:t>2026-07-21</w:t>
+      <w:t>2026-07-22</w:t>
       <w:br/>
       <w:br/>
     </w:r>

--- a/klagomål/A 10792-2026 FSC-klagomål.docx
+++ b/klagomål/A 10792-2026 FSC-klagomål.docx
@@ -1094,7 +1094,7 @@
     <w:r>
       <w:tab/>
       <w:tab/>
-      <w:t>2026-07-22</w:t>
+      <w:t>2026-07-23</w:t>
       <w:br/>
       <w:br/>
     </w:r>

--- a/klagomål/A 10792-2026 FSC-klagomål.docx
+++ b/klagomål/A 10792-2026 FSC-klagomål.docx
@@ -1094,7 +1094,7 @@
     <w:r>
       <w:tab/>
       <w:tab/>
-      <w:t>2026-07-23</w:t>
+      <w:t>2026-07-24</w:t>
       <w:br/>
       <w:br/>
     </w:r>

--- a/klagomål/A 10792-2026 FSC-klagomål.docx
+++ b/klagomål/A 10792-2026 FSC-klagomål.docx
@@ -1094,7 +1094,7 @@
     <w:r>
       <w:tab/>
       <w:tab/>
-      <w:t>2026-07-24</w:t>
+      <w:t>2026-07-25</w:t>
       <w:br/>
       <w:br/>
     </w:r>

--- a/klagomål/A 10792-2026 FSC-klagomål.docx
+++ b/klagomål/A 10792-2026 FSC-klagomål.docx
@@ -1094,7 +1094,7 @@
     <w:r>
       <w:tab/>
       <w:tab/>
-      <w:t>2026-07-25</w:t>
+      <w:t>2026-07-26</w:t>
       <w:br/>
       <w:br/>
     </w:r>

--- a/klagomål/A 10792-2026 FSC-klagomål.docx
+++ b/klagomål/A 10792-2026 FSC-klagomål.docx
@@ -1094,7 +1094,7 @@
     <w:r>
       <w:tab/>
       <w:tab/>
-      <w:t>2026-07-26</w:t>
+      <w:t>2026-07-27</w:t>
       <w:br/>
       <w:br/>
     </w:r>

--- a/klagomål/A 10792-2026 FSC-klagomål.docx
+++ b/klagomål/A 10792-2026 FSC-klagomål.docx
@@ -1094,7 +1094,7 @@
     <w:r>
       <w:tab/>
       <w:tab/>
-      <w:t>2026-07-27</w:t>
+      <w:t>2026-07-28</w:t>
       <w:br/>
       <w:br/>
     </w:r>

--- a/klagomål/A 10792-2026 FSC-klagomål.docx
+++ b/klagomål/A 10792-2026 FSC-klagomål.docx
@@ -1094,7 +1094,7 @@
     <w:r>
       <w:tab/>
       <w:tab/>
-      <w:t>2026-07-28</w:t>
+      <w:t>2026-07-29</w:t>
       <w:br/>
       <w:br/>
     </w:r>

--- a/klagomål/A 10792-2026 FSC-klagomål.docx
+++ b/klagomål/A 10792-2026 FSC-klagomål.docx
@@ -1094,7 +1094,7 @@
     <w:r>
       <w:tab/>
       <w:tab/>
-      <w:t>2026-07-29</w:t>
+      <w:t>2026-07-30</w:t>
       <w:br/>
       <w:br/>
     </w:r>

--- a/klagomål/A 10792-2026 FSC-klagomål.docx
+++ b/klagomål/A 10792-2026 FSC-klagomål.docx
@@ -1094,7 +1094,7 @@
     <w:r>
       <w:tab/>
       <w:tab/>
-      <w:t>2026-07-30</w:t>
+      <w:t>2026-07-31</w:t>
       <w:br/>
       <w:br/>
     </w:r>

--- a/klagomål/A 10792-2026 FSC-klagomål.docx
+++ b/klagomål/A 10792-2026 FSC-klagomål.docx
@@ -1094,7 +1094,7 @@
     <w:r>
       <w:tab/>
       <w:tab/>
-      <w:t>2026-07-31</w:t>
+      <w:t>2026-08-01</w:t>
       <w:br/>
       <w:br/>
     </w:r>

--- a/klagomål/A 10792-2026 FSC-klagomål.docx
+++ b/klagomål/A 10792-2026 FSC-klagomål.docx
@@ -1094,7 +1094,7 @@
     <w:r>
       <w:tab/>
       <w:tab/>
-      <w:t>2026-08-01</w:t>
+      <w:t>2026-08-02</w:t>
       <w:br/>
       <w:br/>
     </w:r>

--- a/klagomål/A 10792-2026 FSC-klagomål.docx
+++ b/klagomål/A 10792-2026 FSC-klagomål.docx
@@ -1094,7 +1094,7 @@
     <w:r>
       <w:tab/>
       <w:tab/>
-      <w:t>2026-08-02</w:t>
+      <w:t>2026-08-03</w:t>
       <w:br/>
       <w:br/>
     </w:r>

--- a/klagomål/A 10792-2026 FSC-klagomål.docx
+++ b/klagomål/A 10792-2026 FSC-klagomål.docx
@@ -1094,7 +1094,7 @@
     <w:r>
       <w:tab/>
       <w:tab/>
-      <w:t>2026-08-03</w:t>
+      <w:t>2026-08-05</w:t>
       <w:br/>
       <w:br/>
     </w:r>

--- a/klagomål/A 10792-2026 FSC-klagomål.docx
+++ b/klagomål/A 10792-2026 FSC-klagomål.docx
@@ -1094,7 +1094,7 @@
     <w:r>
       <w:tab/>
       <w:tab/>
-      <w:t>2026-08-05</w:t>
+      <w:t>2026-08-07</w:t>
       <w:br/>
       <w:br/>
     </w:r>

--- a/klagomål/A 10792-2026 FSC-klagomål.docx
+++ b/klagomål/A 10792-2026 FSC-klagomål.docx
@@ -1094,7 +1094,7 @@
     <w:r>
       <w:tab/>
       <w:tab/>
-      <w:t>2026-08-07</w:t>
+      <w:t>2026-08-08</w:t>
       <w:br/>
       <w:br/>
     </w:r>

--- a/klagomål/A 10792-2026 FSC-klagomål.docx
+++ b/klagomål/A 10792-2026 FSC-klagomål.docx
@@ -216,7 +216,7 @@
         <w:spacing w:after="240"/>
       </w:pPr>
       <w:r>
-        <w:t>Figur 1. Fyndplatser för naturvårdsarter i och inom 22 meter från avverkningsanmälan. Markörer utan svart kant är placerade på fyndplatsen. Markörer med svart kant är placerade vid sidan av fyndplatsen har ett svart streck som visar fyndplatsens exakta position. Kartans mittpunktskoordinat är N 7020955, E 604719 i SWEREF 99 TM.</w:t>
+        <w:t>Figur 1. Fyndplatser för naturvårdsarter i och inom 22 meter från avverkningsanmälan. Markörer utan svart kant är placerade på fyndplatsen. Markörer med svart kant är placerade vid sidan av fyndplatsen och har ett svart streck som visar fyndplatsens exakta position. Kartans mittpunktskoordinat är N 7020955, E 604719 i SWEREF 99 TM.</w:t>
       </w:r>
     </w:p>
     <w:p>
@@ -1094,7 +1094,7 @@
     <w:r>
       <w:tab/>
       <w:tab/>
-      <w:t>2026-08-14</w:t>
+      <w:t>2026-08-15</w:t>
       <w:br/>
       <w:br/>
     </w:r>

--- a/klagomål/A 10792-2026 FSC-klagomål.docx
+++ b/klagomål/A 10792-2026 FSC-klagomål.docx
@@ -1094,7 +1094,7 @@
     <w:r>
       <w:tab/>
       <w:tab/>
-      <w:t>2026-08-15</w:t>
+      <w:t>2026-08-16</w:t>
       <w:br/>
       <w:br/>
     </w:r>

--- a/klagomål/A 10792-2026 FSC-klagomål.docx
+++ b/klagomål/A 10792-2026 FSC-klagomål.docx
@@ -1094,7 +1094,7 @@
     <w:r>
       <w:tab/>
       <w:tab/>
-      <w:t>2026-08-16</w:t>
+      <w:t>2026-08-17</w:t>
       <w:br/>
       <w:br/>
     </w:r>

--- a/klagomål/A 10792-2026 FSC-klagomål.docx
+++ b/klagomål/A 10792-2026 FSC-klagomål.docx
@@ -1094,7 +1094,7 @@
     <w:r>
       <w:tab/>
       <w:tab/>
-      <w:t>2026-08-17</w:t>
+      <w:t>2026-08-18</w:t>
       <w:br/>
       <w:br/>
     </w:r>

--- a/klagomål/A 10792-2026 FSC-klagomål.docx
+++ b/klagomål/A 10792-2026 FSC-klagomål.docx
@@ -1094,7 +1094,7 @@
     <w:r>
       <w:tab/>
       <w:tab/>
-      <w:t>2026-08-18</w:t>
+      <w:t>2026-08-19</w:t>
       <w:br/>
       <w:br/>
     </w:r>

--- a/klagomål/A 10792-2026 FSC-klagomål.docx
+++ b/klagomål/A 10792-2026 FSC-klagomål.docx
@@ -1094,7 +1094,7 @@
     <w:r>
       <w:tab/>
       <w:tab/>
-      <w:t>2026-08-19</w:t>
+      <w:t>2026-08-20</w:t>
       <w:br/>
       <w:br/>
     </w:r>

--- a/klagomål/A 10792-2026 FSC-klagomål.docx
+++ b/klagomål/A 10792-2026 FSC-klagomål.docx
@@ -1094,7 +1094,7 @@
     <w:r>
       <w:tab/>
       <w:tab/>
-      <w:t>2026-08-20</w:t>
+      <w:t>2026-08-21</w:t>
       <w:br/>
       <w:br/>
     </w:r>

--- a/klagomål/A 10792-2026 FSC-klagomål.docx
+++ b/klagomål/A 10792-2026 FSC-klagomål.docx
@@ -1094,7 +1094,7 @@
     <w:r>
       <w:tab/>
       <w:tab/>
-      <w:t>2026-08-21</w:t>
+      <w:t>2026-08-22</w:t>
       <w:br/>
       <w:br/>
     </w:r>

--- a/klagomål/A 10792-2026 FSC-klagomål.docx
+++ b/klagomål/A 10792-2026 FSC-klagomål.docx
@@ -1094,7 +1094,7 @@
     <w:r>
       <w:tab/>
       <w:tab/>
-      <w:t>2026-08-22</w:t>
+      <w:t>2026-08-23</w:t>
       <w:br/>
       <w:br/>
     </w:r>

--- a/klagomål/A 10792-2026 FSC-klagomål.docx
+++ b/klagomål/A 10792-2026 FSC-klagomål.docx
@@ -1094,7 +1094,7 @@
     <w:r>
       <w:tab/>
       <w:tab/>
-      <w:t>2026-08-23</w:t>
+      <w:t>2026-08-24</w:t>
       <w:br/>
       <w:br/>
     </w:r>

--- a/klagomål/A 10792-2026 FSC-klagomål.docx
+++ b/klagomål/A 10792-2026 FSC-klagomål.docx
@@ -1094,7 +1094,7 @@
     <w:r>
       <w:tab/>
       <w:tab/>
-      <w:t>2026-08-24</w:t>
+      <w:t>2026-08-25</w:t>
       <w:br/>
       <w:br/>
     </w:r>

--- a/klagomål/A 10792-2026 FSC-klagomål.docx
+++ b/klagomål/A 10792-2026 FSC-klagomål.docx
@@ -1094,7 +1094,7 @@
     <w:r>
       <w:tab/>
       <w:tab/>
-      <w:t>2026-08-25</w:t>
+      <w:t>2026-08-26</w:t>
       <w:br/>
       <w:br/>
     </w:r>

--- a/klagomål/A 10792-2026 FSC-klagomål.docx
+++ b/klagomål/A 10792-2026 FSC-klagomål.docx
@@ -1094,7 +1094,7 @@
     <w:r>
       <w:tab/>
       <w:tab/>
-      <w:t>2026-08-26</w:t>
+      <w:t>2026-08-27</w:t>
       <w:br/>
       <w:br/>
     </w:r>

--- a/klagomål/A 10792-2026 FSC-klagomål.docx
+++ b/klagomål/A 10792-2026 FSC-klagomål.docx
@@ -1094,7 +1094,7 @@
     <w:r>
       <w:tab/>
       <w:tab/>
-      <w:t>2026-08-27</w:t>
+      <w:t>2026-08-28</w:t>
       <w:br/>
       <w:br/>
     </w:r>

--- a/klagomål/A 10792-2026 FSC-klagomål.docx
+++ b/klagomål/A 10792-2026 FSC-klagomål.docx
@@ -1094,7 +1094,7 @@
     <w:r>
       <w:tab/>
       <w:tab/>
-      <w:t>2026-08-28</w:t>
+      <w:t>2026-08-29</w:t>
       <w:br/>
       <w:br/>
     </w:r>

--- a/klagomål/A 10792-2026 FSC-klagomål.docx
+++ b/klagomål/A 10792-2026 FSC-klagomål.docx
@@ -1094,7 +1094,7 @@
     <w:r>
       <w:tab/>
       <w:tab/>
-      <w:t>2026-08-29</w:t>
+      <w:t>2026-08-31</w:t>
       <w:br/>
       <w:br/>
     </w:r>

--- a/klagomål/A 10792-2026 FSC-klagomål.docx
+++ b/klagomål/A 10792-2026 FSC-klagomål.docx
@@ -1094,7 +1094,7 @@
     <w:r>
       <w:tab/>
       <w:tab/>
-      <w:t>2026-08-31</w:t>
+      <w:t>2026-09-01</w:t>
       <w:br/>
       <w:br/>
     </w:r>

--- a/klagomål/A 10792-2026 FSC-klagomål.docx
+++ b/klagomål/A 10792-2026 FSC-klagomål.docx
@@ -1094,7 +1094,7 @@
     <w:r>
       <w:tab/>
       <w:tab/>
-      <w:t>2026-09-01</w:t>
+      <w:t>2026-09-02</w:t>
       <w:br/>
       <w:br/>
     </w:r>

--- a/klagomål/A 10792-2026 FSC-klagomål.docx
+++ b/klagomål/A 10792-2026 FSC-klagomål.docx
@@ -1094,7 +1094,7 @@
     <w:r>
       <w:tab/>
       <w:tab/>
-      <w:t>2026-09-02</w:t>
+      <w:t>2026-09-03</w:t>
       <w:br/>
       <w:br/>
     </w:r>

--- a/klagomål/A 10792-2026 FSC-klagomål.docx
+++ b/klagomål/A 10792-2026 FSC-klagomål.docx
@@ -1094,7 +1094,7 @@
     <w:r>
       <w:tab/>
       <w:tab/>
-      <w:t>2026-09-03</w:t>
+      <w:t>2026-09-04</w:t>
       <w:br/>
       <w:br/>
     </w:r>

--- a/klagomål/A 10792-2026 FSC-klagomål.docx
+++ b/klagomål/A 10792-2026 FSC-klagomål.docx
@@ -1094,7 +1094,7 @@
     <w:r>
       <w:tab/>
       <w:tab/>
-      <w:t>2026-09-04</w:t>
+      <w:t>2026-09-05</w:t>
       <w:br/>
       <w:br/>
     </w:r>

--- a/klagomål/A 10792-2026 FSC-klagomål.docx
+++ b/klagomål/A 10792-2026 FSC-klagomål.docx
@@ -1094,7 +1094,7 @@
     <w:r>
       <w:tab/>
       <w:tab/>
-      <w:t>2026-09-05</w:t>
+      <w:t>2026-09-06</w:t>
       <w:br/>
       <w:br/>
     </w:r>

--- a/klagomål/A 10792-2026 FSC-klagomål.docx
+++ b/klagomål/A 10792-2026 FSC-klagomål.docx
@@ -1094,7 +1094,7 @@
     <w:r>
       <w:tab/>
       <w:tab/>
-      <w:t>2026-09-06</w:t>
+      <w:t>2026-09-07</w:t>
       <w:br/>
       <w:br/>
     </w:r>

--- a/klagomål/A 10792-2026 FSC-klagomål.docx
+++ b/klagomål/A 10792-2026 FSC-klagomål.docx
@@ -1094,7 +1094,7 @@
     <w:r>
       <w:tab/>
       <w:tab/>
-      <w:t>2026-09-07</w:t>
+      <w:t>2026-09-08</w:t>
       <w:br/>
       <w:br/>
     </w:r>

--- a/klagomål/A 10792-2026 FSC-klagomål.docx
+++ b/klagomål/A 10792-2026 FSC-klagomål.docx
@@ -1094,7 +1094,7 @@
     <w:r>
       <w:tab/>
       <w:tab/>
-      <w:t>2026-09-08</w:t>
+      <w:t>2026-09-09</w:t>
       <w:br/>
       <w:br/>
     </w:r>

--- a/klagomål/A 10792-2026 FSC-klagomål.docx
+++ b/klagomål/A 10792-2026 FSC-klagomål.docx
@@ -1094,7 +1094,7 @@
     <w:r>
       <w:tab/>
       <w:tab/>
-      <w:t>2026-09-09</w:t>
+      <w:t>2026-09-10</w:t>
       <w:br/>
       <w:br/>
     </w:r>

--- a/klagomål/A 10792-2026 FSC-klagomål.docx
+++ b/klagomål/A 10792-2026 FSC-klagomål.docx
@@ -1094,7 +1094,7 @@
     <w:r>
       <w:tab/>
       <w:tab/>
-      <w:t>2026-09-10</w:t>
+      <w:t>2026-09-11</w:t>
       <w:br/>
       <w:br/>
     </w:r>

--- a/klagomål/A 10792-2026 FSC-klagomål.docx
+++ b/klagomål/A 10792-2026 FSC-klagomål.docx
@@ -1094,7 +1094,7 @@
     <w:r>
       <w:tab/>
       <w:tab/>
-      <w:t>2026-09-11</w:t>
+      <w:t>2026-09-12</w:t>
       <w:br/>
       <w:br/>
     </w:r>
